--- a/LFI.docx
+++ b/LFI.docx
@@ -3552,6 +3552,9 @@
             <m:t>df</m:t>
           </m:r>
           <m:r>
+            <m:rPr>
+              <m:sty m:val="p"/>
+            </m:rPr>
             <w:br/>
           </m:r>
         </m:oMath>
@@ -4795,6 +4798,9 @@
             <m:t>=1.052</m:t>
           </m:r>
           <m:r>
+            <m:rPr>
+              <m:sty m:val="p"/>
+            </m:rPr>
             <w:br/>
           </m:r>
         </m:oMath>
@@ -4922,6 +4928,9 @@
             <m:t>df=1*1+1*1=2</m:t>
           </m:r>
           <m:r>
+            <m:rPr>
+              <m:sty m:val="p"/>
+            </m:rPr>
             <w:br/>
           </m:r>
         </m:oMath>
@@ -4986,6 +4995,9 @@
             <m:t>≈0.526</m:t>
           </m:r>
           <m:r>
+            <m:rPr>
+              <m:sty m:val="p"/>
+            </m:rPr>
             <w:br/>
           </m:r>
         </m:oMath>
@@ -5102,6 +5114,9 @@
             <m:t>=20</m:t>
           </m:r>
           <m:r>
+            <m:rPr>
+              <m:sty m:val="p"/>
+            </m:rPr>
             <w:br/>
           </m:r>
         </m:oMath>
@@ -5229,6 +5244,9 @@
             <m:t>df=1*1+(-1)*(-1)=2</m:t>
           </m:r>
           <m:r>
+            <m:rPr>
+              <m:sty m:val="p"/>
+            </m:rPr>
             <w:br/>
           </m:r>
         </m:oMath>
@@ -5292,6 +5310,9 @@
             <m:t>=10</m:t>
           </m:r>
           <m:r>
+            <m:rPr>
+              <m:sty m:val="p"/>
+            </m:rPr>
             <w:br/>
           </m:r>
         </m:oMath>
@@ -8239,6 +8260,9 @@
             <m:t>)</m:t>
           </m:r>
           <m:r>
+            <m:rPr>
+              <m:sty m:val="p"/>
+            </m:rPr>
             <w:br/>
           </m:r>
         </m:oMath>
@@ -8898,6 +8922,9 @@
             <m:t>≈1.05</m:t>
           </m:r>
           <m:r>
+            <m:rPr>
+              <m:sty m:val="p"/>
+            </m:rPr>
             <w:br/>
           </m:r>
         </m:oMath>
@@ -9059,6 +9086,9 @@
             <m:t>=20</m:t>
           </m:r>
           <m:r>
+            <m:rPr>
+              <m:sty m:val="p"/>
+            </m:rPr>
             <w:br/>
           </m:r>
         </m:oMath>
@@ -9414,9 +9444,6 @@
             <m:t>df</m:t>
           </m:r>
           <m:r>
-            <w:rPr>
-              <w:i/>
-            </w:rPr>
             <w:br/>
           </m:r>
         </m:oMath>
@@ -9456,6 +9483,9 @@
             </m:sup>
           </m:sSup>
           <m:r>
+            <m:rPr>
+              <m:sty m:val="p"/>
+            </m:rPr>
             <w:br/>
           </m:r>
         </m:oMath>
@@ -9547,6 +9577,9 @@
             </m:den>
           </m:f>
           <m:r>
+            <m:rPr>
+              <m:sty m:val="p"/>
+            </m:rPr>
             <w:br/>
           </m:r>
         </m:oMath>
@@ -9618,9 +9651,6 @@
             <m:t>2=5</m:t>
           </m:r>
           <m:r>
-            <w:rPr>
-              <w:i/>
-            </w:rPr>
             <w:br/>
           </m:r>
         </m:oMath>
@@ -9713,6 +9743,9 @@
             </m:sub>
           </m:sSub>
           <m:r>
+            <m:rPr>
+              <m:sty m:val="p"/>
+            </m:rPr>
             <w:br/>
           </m:r>
         </m:oMath>
@@ -9799,6 +9832,9 @@
             </m:sub>
           </m:sSub>
           <m:r>
+            <m:rPr>
+              <m:sty m:val="p"/>
+            </m:rPr>
             <w:br/>
           </m:r>
         </m:oMath>
@@ -9838,6 +9874,9 @@
             </m:sup>
           </m:sSup>
           <m:r>
+            <m:rPr>
+              <m:sty m:val="p"/>
+            </m:rPr>
             <w:br/>
           </m:r>
         </m:oMath>
@@ -9901,6 +9940,9 @@
             </m:den>
           </m:f>
           <m:r>
+            <m:rPr>
+              <m:sty m:val="p"/>
+            </m:rPr>
             <w:br/>
           </m:r>
         </m:oMath>
@@ -10039,6 +10081,9 @@
             </m:den>
           </m:f>
           <m:r>
+            <m:rPr>
+              <m:sty m:val="p"/>
+            </m:rPr>
             <w:br/>
           </m:r>
         </m:oMath>
@@ -10086,9 +10131,6 @@
             <m:t>df</m:t>
           </m:r>
           <m:r>
-            <w:rPr>
-              <w:i/>
-            </w:rPr>
             <w:br/>
           </m:r>
         </m:oMath>
@@ -10112,6 +10154,9 @@
             <m:t>Σ</m:t>
           </m:r>
           <m:r>
+            <m:rPr>
+              <m:sty m:val="p"/>
+            </m:rPr>
             <w:br/>
           </m:r>
         </m:oMath>
@@ -10166,9 +10211,6 @@
             <m:t>df</m:t>
           </m:r>
           <m:r>
-            <w:rPr>
-              <w:i/>
-            </w:rPr>
             <w:br/>
           </m:r>
         </m:oMath>
@@ -10388,9 +10430,6 @@
             <m:t>df</m:t>
           </m:r>
           <m:r>
-            <w:rPr>
-              <w:i/>
-            </w:rPr>
             <w:br/>
           </m:r>
         </m:oMath>
@@ -10500,9 +10539,6 @@
             <m:t>df</m:t>
           </m:r>
           <m:r>
-            <w:rPr>
-              <w:i/>
-            </w:rPr>
             <w:br/>
           </m:r>
         </m:oMath>
@@ -10691,6 +10727,9 @@
             </m:e>
           </m:rad>
           <m:r>
+            <m:rPr>
+              <m:sty m:val="p"/>
+            </m:rPr>
             <w:br/>
           </m:r>
         </m:oMath>
@@ -10754,6 +10793,9 @@
             </m:sup>
           </m:sSup>
           <m:r>
+            <m:rPr>
+              <m:sty m:val="p"/>
+            </m:rPr>
             <w:br/>
           </m:r>
         </m:oMath>
@@ -10877,6 +10919,9 @@
             </m:den>
           </m:f>
           <m:r>
+            <m:rPr>
+              <m:sty m:val="p"/>
+            </m:rPr>
             <w:br/>
           </m:r>
         </m:oMath>
@@ -11034,6 +11079,9 @@
             </m:sub>
           </m:sSub>
           <m:r>
+            <m:rPr>
+              <m:sty m:val="p"/>
+            </m:rPr>
             <w:br/>
           </m:r>
         </m:oMath>
@@ -11238,6 +11286,9 @@
             </m:den>
           </m:f>
           <m:r>
+            <m:rPr>
+              <m:sty m:val="p"/>
+            </m:rPr>
             <w:br/>
           </m:r>
         </m:oMath>
@@ -11280,6 +11331,9 @@
             </m:sup>
           </m:sSup>
           <m:r>
+            <m:rPr>
+              <m:sty m:val="p"/>
+            </m:rPr>
             <w:br/>
           </m:r>
         </m:oMath>
@@ -11364,6 +11418,9 @@
             </m:e>
           </m:borderBox>
           <m:r>
+            <m:rPr>
+              <m:sty m:val="p"/>
+            </m:rPr>
             <w:br/>
           </m:r>
         </m:oMath>
@@ -11658,9 +11715,6 @@
             <m:t>-μ)</m:t>
           </m:r>
           <m:r>
-            <w:rPr>
-              <w:i/>
-            </w:rPr>
             <w:br/>
           </m:r>
         </m:oMath>
@@ -11724,9 +11778,6 @@
             <m:t>)=I</m:t>
           </m:r>
           <m:r>
-            <w:rPr>
-              <w:i/>
-            </w:rPr>
             <w:br/>
           </m:r>
         </m:oMath>
@@ -11754,7 +11805,7 @@
     <w:p>
       <w:r>
         <w:pict w14:anchorId="49A80131">
-          <v:rect id="_x0000_i1106" style="width:0;height:1.5pt" o:hralign="center" o:hrstd="t" o:hr="t" fillcolor="#a0a0a0" stroked="f"/>
+          <v:rect id="_x0000_i1072" style="width:0;height:1.5pt" o:hralign="center" o:hrstd="t" o:hr="t" fillcolor="#a0a0a0" stroked="f"/>
         </w:pict>
       </w:r>
     </w:p>
@@ -11850,9 +11901,6 @@
             <m:t>df</m:t>
           </m:r>
           <m:r>
-            <w:rPr>
-              <w:i/>
-            </w:rPr>
             <w:br/>
           </m:r>
         </m:oMath>
@@ -11968,9 +12016,6 @@
             <m:t>df</m:t>
           </m:r>
           <m:r>
-            <w:rPr>
-              <w:i/>
-            </w:rPr>
             <w:br/>
           </m:r>
         </m:oMath>
@@ -12056,9 +12101,6 @@
             <m:t>r</m:t>
           </m:r>
           <m:r>
-            <w:rPr>
-              <w:i/>
-            </w:rPr>
             <w:br/>
           </m:r>
         </m:oMath>
@@ -12138,7 +12180,7 @@
     <w:p>
       <w:r>
         <w:pict w14:anchorId="4D42959C">
-          <v:rect id="_x0000_i1107" style="width:0;height:1.5pt" o:hralign="center" o:hrstd="t" o:hr="t" fillcolor="#a0a0a0" stroked="f"/>
+          <v:rect id="_x0000_i1073" style="width:0;height:1.5pt" o:hralign="center" o:hrstd="t" o:hr="t" fillcolor="#a0a0a0" stroked="f"/>
         </w:pict>
       </w:r>
     </w:p>
@@ -12414,7 +12456,7 @@
     <w:p>
       <w:r>
         <w:pict w14:anchorId="0E724F3A">
-          <v:rect id="_x0000_i1108" style="width:0;height:1.5pt" o:hralign="center" o:hrstd="t" o:hr="t" fillcolor="#a0a0a0" stroked="f"/>
+          <v:rect id="_x0000_i1074" style="width:0;height:1.5pt" o:hralign="center" o:hrstd="t" o:hr="t" fillcolor="#a0a0a0" stroked="f"/>
         </w:pict>
       </w:r>
     </w:p>
@@ -12507,9 +12549,6 @@
             <m:t>r</m:t>
           </m:r>
           <m:r>
-            <w:rPr>
-              <w:i/>
-            </w:rPr>
             <w:br/>
           </m:r>
         </m:oMath>
@@ -12598,9 +12637,6 @@
             <m:t>df</m:t>
           </m:r>
           <m:r>
-            <w:rPr>
-              <w:i/>
-            </w:rPr>
             <w:br/>
           </m:r>
         </m:oMath>
@@ -12865,9 +12901,6 @@
             <m:t>df</m:t>
           </m:r>
           <m:r>
-            <w:rPr>
-              <w:i/>
-            </w:rPr>
             <w:br/>
           </m:r>
         </m:oMath>
@@ -12881,7 +12914,7 @@
     <w:p>
       <w:r>
         <w:pict w14:anchorId="52561778">
-          <v:rect id="_x0000_i1109" style="width:0;height:1.5pt" o:hralign="center" o:hrstd="t" o:hr="t" fillcolor="#a0a0a0" stroked="f"/>
+          <v:rect id="_x0000_i1075" style="width:0;height:1.5pt" o:hralign="center" o:hrstd="t" o:hr="t" fillcolor="#a0a0a0" stroked="f"/>
         </w:pict>
       </w:r>
     </w:p>
@@ -13105,7 +13138,7 @@
     <w:p>
       <w:r>
         <w:pict w14:anchorId="3EB1E98A">
-          <v:rect id="_x0000_i1120" style="width:0;height:1.5pt" o:hralign="center" o:hrstd="t" o:hr="t" fillcolor="#a0a0a0" stroked="f"/>
+          <v:rect id="_x0000_i1076" style="width:0;height:1.5pt" o:hralign="center" o:hrstd="t" o:hr="t" fillcolor="#a0a0a0" stroked="f"/>
         </w:pict>
       </w:r>
     </w:p>
@@ -13171,6 +13204,1999 @@
       </w:r>
     </w:p>
     <w:p/>
+    <w:p/>
+    <w:p/>
+    <w:p/>
+    <w:p/>
+    <w:p/>
+    <w:p/>
+    <w:p/>
+    <w:p/>
+    <w:p/>
+    <w:p/>
+    <w:p/>
+    <w:p>
+      <w:r>
+        <w:lastRenderedPageBreak/>
+        <w:t>いい質問です。結論から言うと、**d′は「信号方向に沿った平均差を、その方向の標準偏差で割った量」**で、</w:t>
+      </w:r>
+      <w:r>
+        <w:br/>
+        <w:t>一方 **LFI（Linear Fisher Information）はその“分散で割った二乗量”**になっているからです。</w:t>
+      </w:r>
+    </w:p>
+    <w:p>
+      <w:r>
+        <w:t>順を追ってつなげます。</w:t>
+      </w:r>
+    </w:p>
+    <w:p>
+      <w:r>
+        <w:pict w14:anchorId="1795A448">
+          <v:rect id="_x0000_i1077" style="width:0;height:1.5pt" o:hralign="center" o:hrstd="t" o:hr="t" fillcolor="#a0a0a0" stroked="f"/>
+        </w:pict>
+      </w:r>
+    </w:p>
+    <w:p>
+      <w:pPr>
+        <w:rPr>
+          <w:b/>
+          <w:bCs/>
+        </w:rPr>
+      </w:pPr>
+      <w:r>
+        <w:rPr>
+          <w:b/>
+          <w:bCs/>
+        </w:rPr>
+        <w:t>① まず d′ の定義（1次元の場合）</w:t>
+      </w:r>
+    </w:p>
+    <w:p>
+      <w:r>
+        <w:t>古典的な d′ は：</w:t>
+      </w:r>
+    </w:p>
+    <w:p>
+      <m:oMathPara>
+        <m:oMath>
+          <m:sSup>
+            <m:sSupPr>
+              <m:ctrlPr>
+                <w:rPr>
+                  <w:rFonts w:ascii="Cambria Math" w:hAnsi="Cambria Math"/>
+                </w:rPr>
+              </m:ctrlPr>
+            </m:sSupPr>
+            <m:e>
+              <m:r>
+                <w:rPr>
+                  <w:rFonts w:ascii="Cambria Math" w:hAnsi="Cambria Math"/>
+                </w:rPr>
+                <m:t>d</m:t>
+              </m:r>
+            </m:e>
+            <m:sup>
+              <m:r>
+                <m:rPr>
+                  <m:sty m:val="p"/>
+                </m:rPr>
+                <w:rPr>
+                  <w:rFonts w:ascii="Cambria Math" w:hAnsi="Cambria Math"/>
+                </w:rPr>
+                <m:t>'</m:t>
+              </m:r>
+            </m:sup>
+          </m:sSup>
+          <m:r>
+            <w:rPr>
+              <w:rFonts w:ascii="Cambria Math" w:hAnsi="Cambria Math"/>
+            </w:rPr>
+            <m:t>=</m:t>
+          </m:r>
+          <m:f>
+            <m:fPr>
+              <m:ctrlPr>
+                <w:rPr>
+                  <w:rFonts w:ascii="Cambria Math" w:hAnsi="Cambria Math"/>
+                </w:rPr>
+              </m:ctrlPr>
+            </m:fPr>
+            <m:num>
+              <m:sSub>
+                <m:sSubPr>
+                  <m:ctrlPr>
+                    <w:rPr>
+                      <w:rFonts w:ascii="Cambria Math" w:hAnsi="Cambria Math"/>
+                    </w:rPr>
+                  </m:ctrlPr>
+                </m:sSubPr>
+                <m:e>
+                  <m:r>
+                    <w:rPr>
+                      <w:rFonts w:ascii="Cambria Math" w:hAnsi="Cambria Math"/>
+                    </w:rPr>
+                    <m:t>μ</m:t>
+                  </m:r>
+                </m:e>
+                <m:sub>
+                  <m:r>
+                    <w:rPr>
+                      <w:rFonts w:ascii="Cambria Math" w:hAnsi="Cambria Math"/>
+                    </w:rPr>
+                    <m:t>1</m:t>
+                  </m:r>
+                </m:sub>
+              </m:sSub>
+              <m:r>
+                <w:rPr>
+                  <w:rFonts w:ascii="Cambria Math" w:hAnsi="Cambria Math"/>
+                </w:rPr>
+                <m:t>-</m:t>
+              </m:r>
+              <m:sSub>
+                <m:sSubPr>
+                  <m:ctrlPr>
+                    <w:rPr>
+                      <w:rFonts w:ascii="Cambria Math" w:hAnsi="Cambria Math"/>
+                    </w:rPr>
+                  </m:ctrlPr>
+                </m:sSubPr>
+                <m:e>
+                  <m:r>
+                    <w:rPr>
+                      <w:rFonts w:ascii="Cambria Math" w:hAnsi="Cambria Math"/>
+                    </w:rPr>
+                    <m:t>μ</m:t>
+                  </m:r>
+                </m:e>
+                <m:sub>
+                  <m:r>
+                    <w:rPr>
+                      <w:rFonts w:ascii="Cambria Math" w:hAnsi="Cambria Math"/>
+                    </w:rPr>
+                    <m:t>2</m:t>
+                  </m:r>
+                </m:sub>
+              </m:sSub>
+            </m:num>
+            <m:den>
+              <m:r>
+                <w:rPr>
+                  <w:rFonts w:ascii="Cambria Math" w:hAnsi="Cambria Math"/>
+                </w:rPr>
+                <m:t>σ</m:t>
+              </m:r>
+            </m:den>
+          </m:f>
+          <m:r>
+            <w:br/>
+          </m:r>
+        </m:oMath>
+      </m:oMathPara>
+    </w:p>
+    <w:p>
+      <w:r>
+        <w:t>つまり</w:t>
+      </w:r>
+      <w:r>
+        <w:br/>
+      </w:r>
+      <w:r>
+        <w:rPr>
+          <w:rFonts w:ascii="Segoe UI Emoji" w:hAnsi="Segoe UI Emoji" w:cs="Segoe UI Emoji"/>
+        </w:rPr>
+        <w:t>👉</w:t>
+      </w:r>
+      <w:r>
+        <w:t>「平均の差 ÷ 標準偏差」</w:t>
+      </w:r>
+    </w:p>
+    <w:p>
+      <w:r>
+        <w:pict w14:anchorId="62CC2869">
+          <v:rect id="_x0000_i1078" style="width:0;height:1.5pt" o:hralign="center" o:hrstd="t" o:hr="t" fillcolor="#a0a0a0" stroked="f"/>
+        </w:pict>
+      </w:r>
+    </w:p>
+    <w:p>
+      <w:pPr>
+        <w:rPr>
+          <w:b/>
+          <w:bCs/>
+        </w:rPr>
+      </w:pPr>
+      <w:r>
+        <w:rPr>
+          <w:b/>
+          <w:bCs/>
+        </w:rPr>
+        <w:t>② 多次元に拡張するとどうなるか</w:t>
+      </w:r>
+    </w:p>
+    <w:p>
+      <w:r>
+        <w:t>2ニューロンの場合、単純な差ではなく「最も識別しやすい方向」に射影します。</w:t>
+      </w:r>
+    </w:p>
+    <w:p>
+      <w:r>
+        <w:t>この方向が：</w:t>
+      </w:r>
+    </w:p>
+    <w:p>
+      <m:oMathPara>
+        <m:oMath>
+          <m:r>
+            <w:rPr>
+              <w:rFonts w:ascii="Cambria Math" w:hAnsi="Cambria Math"/>
+            </w:rPr>
+            <m:t>w=</m:t>
+          </m:r>
+          <m:sSup>
+            <m:sSupPr>
+              <m:ctrlPr>
+                <w:rPr>
+                  <w:rFonts w:ascii="Cambria Math" w:hAnsi="Cambria Math"/>
+                </w:rPr>
+              </m:ctrlPr>
+            </m:sSupPr>
+            <m:e>
+              <m:r>
+                <m:rPr>
+                  <m:sty m:val="p"/>
+                </m:rPr>
+                <w:rPr>
+                  <w:rFonts w:ascii="Cambria Math" w:hAnsi="Cambria Math"/>
+                </w:rPr>
+                <m:t>Σ</m:t>
+              </m:r>
+            </m:e>
+            <m:sup>
+              <m:r>
+                <w:rPr>
+                  <w:rFonts w:ascii="Cambria Math" w:hAnsi="Cambria Math"/>
+                </w:rPr>
+                <m:t>-1</m:t>
+              </m:r>
+            </m:sup>
+          </m:sSup>
+          <m:r>
+            <w:rPr>
+              <w:rFonts w:ascii="Cambria Math" w:hAnsi="Cambria Math"/>
+            </w:rPr>
+            <m:t>(</m:t>
+          </m:r>
+          <m:sSub>
+            <m:sSubPr>
+              <m:ctrlPr>
+                <w:rPr>
+                  <w:rFonts w:ascii="Cambria Math" w:hAnsi="Cambria Math"/>
+                </w:rPr>
+              </m:ctrlPr>
+            </m:sSubPr>
+            <m:e>
+              <m:r>
+                <w:rPr>
+                  <w:rFonts w:ascii="Cambria Math" w:hAnsi="Cambria Math"/>
+                </w:rPr>
+                <m:t>μ</m:t>
+              </m:r>
+            </m:e>
+            <m:sub>
+              <m:r>
+                <w:rPr>
+                  <w:rFonts w:ascii="Cambria Math" w:hAnsi="Cambria Math"/>
+                </w:rPr>
+                <m:t>1</m:t>
+              </m:r>
+            </m:sub>
+          </m:sSub>
+          <m:r>
+            <w:rPr>
+              <w:rFonts w:ascii="Cambria Math" w:hAnsi="Cambria Math"/>
+            </w:rPr>
+            <m:t>-</m:t>
+          </m:r>
+          <m:sSub>
+            <m:sSubPr>
+              <m:ctrlPr>
+                <w:rPr>
+                  <w:rFonts w:ascii="Cambria Math" w:hAnsi="Cambria Math"/>
+                </w:rPr>
+              </m:ctrlPr>
+            </m:sSubPr>
+            <m:e>
+              <m:r>
+                <w:rPr>
+                  <w:rFonts w:ascii="Cambria Math" w:hAnsi="Cambria Math"/>
+                </w:rPr>
+                <m:t>μ</m:t>
+              </m:r>
+            </m:e>
+            <m:sub>
+              <m:r>
+                <w:rPr>
+                  <w:rFonts w:ascii="Cambria Math" w:hAnsi="Cambria Math"/>
+                </w:rPr>
+                <m:t>2</m:t>
+              </m:r>
+            </m:sub>
+          </m:sSub>
+          <m:r>
+            <w:rPr>
+              <w:rFonts w:ascii="Cambria Math" w:hAnsi="Cambria Math"/>
+            </w:rPr>
+            <m:t>)</m:t>
+          </m:r>
+          <m:r>
+            <w:rPr>
+              <w:i/>
+            </w:rPr>
+            <w:br/>
+          </m:r>
+        </m:oMath>
+      </m:oMathPara>
+    </w:p>
+    <w:p>
+      <w:r>
+        <w:t>（最適な線形判別方向）</w:t>
+      </w:r>
+    </w:p>
+    <w:p>
+      <w:r>
+        <w:pict w14:anchorId="4D371E35">
+          <v:rect id="_x0000_i1079" style="width:0;height:1.5pt" o:hralign="center" o:hrstd="t" o:hr="t" fillcolor="#a0a0a0" stroked="f"/>
+        </w:pict>
+      </w:r>
+    </w:p>
+    <w:p>
+      <w:pPr>
+        <w:rPr>
+          <w:b/>
+          <w:bCs/>
+        </w:rPr>
+      </w:pPr>
+      <w:r>
+        <w:rPr>
+          <w:b/>
+          <w:bCs/>
+        </w:rPr>
+        <w:t>③ その方向に射影すると1次元問題になる</w:t>
+      </w:r>
+    </w:p>
+    <w:p>
+      <w:r>
+        <w:t>射影後の値：</w:t>
+      </w:r>
+    </w:p>
+    <w:p>
+      <m:oMathPara>
+        <m:oMath>
+          <m:r>
+            <w:rPr>
+              <w:rFonts w:ascii="Cambria Math" w:hAnsi="Cambria Math"/>
+            </w:rPr>
+            <m:t>y=</m:t>
+          </m:r>
+          <m:sSup>
+            <m:sSupPr>
+              <m:ctrlPr>
+                <w:rPr>
+                  <w:rFonts w:ascii="Cambria Math" w:hAnsi="Cambria Math"/>
+                </w:rPr>
+              </m:ctrlPr>
+            </m:sSupPr>
+            <m:e>
+              <m:r>
+                <w:rPr>
+                  <w:rFonts w:ascii="Cambria Math" w:hAnsi="Cambria Math"/>
+                </w:rPr>
+                <m:t>w</m:t>
+              </m:r>
+            </m:e>
+            <m:sup>
+              <m:r>
+                <w:rPr>
+                  <w:rFonts w:ascii="Cambria Math" w:hAnsi="Cambria Math"/>
+                </w:rPr>
+                <m:t>T</m:t>
+              </m:r>
+            </m:sup>
+          </m:sSup>
+          <m:r>
+            <w:rPr>
+              <w:rFonts w:ascii="Cambria Math" w:hAnsi="Cambria Math"/>
+            </w:rPr>
+            <m:t>x</m:t>
+          </m:r>
+          <m:r>
+            <w:rPr>
+              <w:i/>
+            </w:rPr>
+            <w:br/>
+          </m:r>
+        </m:oMath>
+      </m:oMathPara>
+    </w:p>
+    <w:p>
+      <w:r>
+        <w:t>このとき：</w:t>
+      </w:r>
+    </w:p>
+    <w:p>
+      <w:pPr>
+        <w:numPr>
+          <w:ilvl w:val="0"/>
+          <w:numId w:val="61"/>
+        </w:numPr>
+      </w:pPr>
+      <w:r>
+        <w:t xml:space="preserve">平均差： </w:t>
+      </w:r>
+    </w:p>
+    <w:p>
+      <m:oMathPara>
+        <m:oMath>
+          <m:r>
+            <m:rPr>
+              <m:sty m:val="p"/>
+            </m:rPr>
+            <w:rPr>
+              <w:rFonts w:ascii="Cambria Math" w:hAnsi="Cambria Math"/>
+            </w:rPr>
+            <w:lastRenderedPageBreak/>
+            <m:t>Δ</m:t>
+          </m:r>
+          <m:sSub>
+            <m:sSubPr>
+              <m:ctrlPr>
+                <w:rPr>
+                  <w:rFonts w:ascii="Cambria Math" w:hAnsi="Cambria Math"/>
+                </w:rPr>
+              </m:ctrlPr>
+            </m:sSubPr>
+            <m:e>
+              <m:r>
+                <w:rPr>
+                  <w:rFonts w:ascii="Cambria Math" w:hAnsi="Cambria Math"/>
+                </w:rPr>
+                <m:t>μ</m:t>
+              </m:r>
+            </m:e>
+            <m:sub>
+              <m:r>
+                <w:rPr>
+                  <w:rFonts w:ascii="Cambria Math" w:hAnsi="Cambria Math"/>
+                </w:rPr>
+                <m:t>y</m:t>
+              </m:r>
+            </m:sub>
+          </m:sSub>
+          <m:r>
+            <w:rPr>
+              <w:rFonts w:ascii="Cambria Math" w:hAnsi="Cambria Math"/>
+            </w:rPr>
+            <m:t>=</m:t>
+          </m:r>
+          <m:sSup>
+            <m:sSupPr>
+              <m:ctrlPr>
+                <w:rPr>
+                  <w:rFonts w:ascii="Cambria Math" w:hAnsi="Cambria Math"/>
+                </w:rPr>
+              </m:ctrlPr>
+            </m:sSupPr>
+            <m:e>
+              <m:r>
+                <w:rPr>
+                  <w:rFonts w:ascii="Cambria Math" w:hAnsi="Cambria Math"/>
+                </w:rPr>
+                <m:t>w</m:t>
+              </m:r>
+            </m:e>
+            <m:sup>
+              <m:r>
+                <w:rPr>
+                  <w:rFonts w:ascii="Cambria Math" w:hAnsi="Cambria Math"/>
+                </w:rPr>
+                <m:t>T</m:t>
+              </m:r>
+            </m:sup>
+          </m:sSup>
+          <m:r>
+            <w:rPr>
+              <w:rFonts w:ascii="Cambria Math" w:hAnsi="Cambria Math"/>
+            </w:rPr>
+            <m:t>(</m:t>
+          </m:r>
+          <m:sSub>
+            <m:sSubPr>
+              <m:ctrlPr>
+                <w:rPr>
+                  <w:rFonts w:ascii="Cambria Math" w:hAnsi="Cambria Math"/>
+                </w:rPr>
+              </m:ctrlPr>
+            </m:sSubPr>
+            <m:e>
+              <m:r>
+                <w:rPr>
+                  <w:rFonts w:ascii="Cambria Math" w:hAnsi="Cambria Math"/>
+                </w:rPr>
+                <m:t>μ</m:t>
+              </m:r>
+            </m:e>
+            <m:sub>
+              <m:r>
+                <w:rPr>
+                  <w:rFonts w:ascii="Cambria Math" w:hAnsi="Cambria Math"/>
+                </w:rPr>
+                <m:t>1</m:t>
+              </m:r>
+            </m:sub>
+          </m:sSub>
+          <m:r>
+            <w:rPr>
+              <w:rFonts w:ascii="Cambria Math" w:hAnsi="Cambria Math"/>
+            </w:rPr>
+            <m:t>-</m:t>
+          </m:r>
+          <m:sSub>
+            <m:sSubPr>
+              <m:ctrlPr>
+                <w:rPr>
+                  <w:rFonts w:ascii="Cambria Math" w:hAnsi="Cambria Math"/>
+                </w:rPr>
+              </m:ctrlPr>
+            </m:sSubPr>
+            <m:e>
+              <m:r>
+                <w:rPr>
+                  <w:rFonts w:ascii="Cambria Math" w:hAnsi="Cambria Math"/>
+                </w:rPr>
+                <m:t>μ</m:t>
+              </m:r>
+            </m:e>
+            <m:sub>
+              <m:r>
+                <w:rPr>
+                  <w:rFonts w:ascii="Cambria Math" w:hAnsi="Cambria Math"/>
+                </w:rPr>
+                <m:t>2</m:t>
+              </m:r>
+            </m:sub>
+          </m:sSub>
+          <m:r>
+            <w:rPr>
+              <w:rFonts w:ascii="Cambria Math" w:hAnsi="Cambria Math"/>
+            </w:rPr>
+            <m:t>)</m:t>
+          </m:r>
+          <m:r>
+            <w:rPr>
+              <w:i/>
+            </w:rPr>
+            <w:br/>
+          </m:r>
+        </m:oMath>
+      </m:oMathPara>
+    </w:p>
+    <w:p>
+      <w:pPr>
+        <w:numPr>
+          <w:ilvl w:val="0"/>
+          <w:numId w:val="62"/>
+        </w:numPr>
+      </w:pPr>
+      <w:r>
+        <w:t xml:space="preserve">分散： </w:t>
+      </w:r>
+    </w:p>
+    <w:p>
+      <m:oMathPara>
+        <m:oMath>
+          <m:sSubSup>
+            <m:sSubSupPr>
+              <m:ctrlPr>
+                <w:rPr>
+                  <w:rFonts w:ascii="Cambria Math" w:hAnsi="Cambria Math"/>
+                </w:rPr>
+              </m:ctrlPr>
+            </m:sSubSupPr>
+            <m:e>
+              <m:r>
+                <w:rPr>
+                  <w:rFonts w:ascii="Cambria Math" w:hAnsi="Cambria Math"/>
+                </w:rPr>
+                <m:t>σ</m:t>
+              </m:r>
+            </m:e>
+            <m:sub>
+              <m:r>
+                <w:rPr>
+                  <w:rFonts w:ascii="Cambria Math" w:hAnsi="Cambria Math"/>
+                </w:rPr>
+                <m:t>y</m:t>
+              </m:r>
+            </m:sub>
+            <m:sup>
+              <m:r>
+                <w:rPr>
+                  <w:rFonts w:ascii="Cambria Math" w:hAnsi="Cambria Math"/>
+                </w:rPr>
+                <m:t>2</m:t>
+              </m:r>
+            </m:sup>
+          </m:sSubSup>
+          <m:r>
+            <w:rPr>
+              <w:rFonts w:ascii="Cambria Math" w:hAnsi="Cambria Math"/>
+            </w:rPr>
+            <m:t>=</m:t>
+          </m:r>
+          <m:sSup>
+            <m:sSupPr>
+              <m:ctrlPr>
+                <w:rPr>
+                  <w:rFonts w:ascii="Cambria Math" w:hAnsi="Cambria Math"/>
+                </w:rPr>
+              </m:ctrlPr>
+            </m:sSupPr>
+            <m:e>
+              <m:r>
+                <w:rPr>
+                  <w:rFonts w:ascii="Cambria Math" w:hAnsi="Cambria Math"/>
+                </w:rPr>
+                <m:t>w</m:t>
+              </m:r>
+            </m:e>
+            <m:sup>
+              <m:r>
+                <w:rPr>
+                  <w:rFonts w:ascii="Cambria Math" w:hAnsi="Cambria Math"/>
+                </w:rPr>
+                <m:t>T</m:t>
+              </m:r>
+            </m:sup>
+          </m:sSup>
+          <m:r>
+            <m:rPr>
+              <m:sty m:val="p"/>
+            </m:rPr>
+            <w:rPr>
+              <w:rFonts w:ascii="Cambria Math" w:hAnsi="Cambria Math"/>
+            </w:rPr>
+            <m:t>Σ</m:t>
+          </m:r>
+          <m:r>
+            <w:rPr>
+              <w:rFonts w:ascii="Cambria Math" w:hAnsi="Cambria Math"/>
+            </w:rPr>
+            <m:t>w</m:t>
+          </m:r>
+          <m:r>
+            <w:rPr>
+              <w:i/>
+            </w:rPr>
+            <w:br/>
+          </m:r>
+        </m:oMath>
+      </m:oMathPara>
+    </w:p>
+    <w:p>
+      <w:r>
+        <w:pict w14:anchorId="568EBDD4">
+          <v:rect id="_x0000_i1080" style="width:0;height:1.5pt" o:hralign="center" o:hrstd="t" o:hr="t" fillcolor="#a0a0a0" stroked="f"/>
+        </w:pict>
+      </w:r>
+    </w:p>
+    <w:p>
+      <w:pPr>
+        <w:rPr>
+          <w:b/>
+          <w:bCs/>
+        </w:rPr>
+      </w:pPr>
+      <w:r>
+        <w:rPr>
+          <w:b/>
+          <w:bCs/>
+        </w:rPr>
+        <w:t>④ d′ をこの1次元で計算</w:t>
+      </w:r>
+    </w:p>
+    <w:p>
+      <w:r>
+        <w:t>定義通り：</w:t>
+      </w:r>
+    </w:p>
+    <w:p>
+      <m:oMathPara>
+        <m:oMath>
+          <m:sSup>
+            <m:sSupPr>
+              <m:ctrlPr>
+                <w:rPr>
+                  <w:rFonts w:ascii="Cambria Math" w:hAnsi="Cambria Math"/>
+                </w:rPr>
+              </m:ctrlPr>
+            </m:sSupPr>
+            <m:e>
+              <m:r>
+                <w:rPr>
+                  <w:rFonts w:ascii="Cambria Math" w:hAnsi="Cambria Math"/>
+                </w:rPr>
+                <m:t>d</m:t>
+              </m:r>
+            </m:e>
+            <m:sup>
+              <m:r>
+                <m:rPr>
+                  <m:sty m:val="p"/>
+                </m:rPr>
+                <w:rPr>
+                  <w:rFonts w:ascii="Cambria Math" w:hAnsi="Cambria Math"/>
+                </w:rPr>
+                <m:t>'</m:t>
+              </m:r>
+            </m:sup>
+          </m:sSup>
+          <m:r>
+            <w:rPr>
+              <w:rFonts w:ascii="Cambria Math" w:hAnsi="Cambria Math"/>
+            </w:rPr>
+            <m:t>=</m:t>
+          </m:r>
+          <m:f>
+            <m:fPr>
+              <m:ctrlPr>
+                <w:rPr>
+                  <w:rFonts w:ascii="Cambria Math" w:hAnsi="Cambria Math"/>
+                </w:rPr>
+              </m:ctrlPr>
+            </m:fPr>
+            <m:num>
+              <m:r>
+                <m:rPr>
+                  <m:sty m:val="p"/>
+                </m:rPr>
+                <w:rPr>
+                  <w:rFonts w:ascii="Cambria Math" w:hAnsi="Cambria Math"/>
+                </w:rPr>
+                <m:t>Δ</m:t>
+              </m:r>
+              <m:sSub>
+                <m:sSubPr>
+                  <m:ctrlPr>
+                    <w:rPr>
+                      <w:rFonts w:ascii="Cambria Math" w:hAnsi="Cambria Math"/>
+                    </w:rPr>
+                  </m:ctrlPr>
+                </m:sSubPr>
+                <m:e>
+                  <m:r>
+                    <w:rPr>
+                      <w:rFonts w:ascii="Cambria Math" w:hAnsi="Cambria Math"/>
+                    </w:rPr>
+                    <m:t>μ</m:t>
+                  </m:r>
+                </m:e>
+                <m:sub>
+                  <m:r>
+                    <w:rPr>
+                      <w:rFonts w:ascii="Cambria Math" w:hAnsi="Cambria Math"/>
+                    </w:rPr>
+                    <m:t>y</m:t>
+                  </m:r>
+                </m:sub>
+              </m:sSub>
+            </m:num>
+            <m:den>
+              <m:sSub>
+                <m:sSubPr>
+                  <m:ctrlPr>
+                    <w:rPr>
+                      <w:rFonts w:ascii="Cambria Math" w:hAnsi="Cambria Math"/>
+                    </w:rPr>
+                  </m:ctrlPr>
+                </m:sSubPr>
+                <m:e>
+                  <m:r>
+                    <w:rPr>
+                      <w:rFonts w:ascii="Cambria Math" w:hAnsi="Cambria Math"/>
+                    </w:rPr>
+                    <m:t>σ</m:t>
+                  </m:r>
+                </m:e>
+                <m:sub>
+                  <m:r>
+                    <w:rPr>
+                      <w:rFonts w:ascii="Cambria Math" w:hAnsi="Cambria Math"/>
+                    </w:rPr>
+                    <m:t>y</m:t>
+                  </m:r>
+                </m:sub>
+              </m:sSub>
+            </m:den>
+          </m:f>
+          <m:r>
+            <w:br/>
+          </m:r>
+        </m:oMath>
+      </m:oMathPara>
+    </w:p>
+    <w:p>
+      <w:r>
+        <w:t>これに w を代入すると…</w:t>
+      </w:r>
+    </w:p>
+    <w:p>
+      <w:r>
+        <w:pict w14:anchorId="3D156168">
+          <v:rect id="_x0000_i1081" style="width:0;height:1.5pt" o:hralign="center" o:hrstd="t" o:hr="t" fillcolor="#a0a0a0" stroked="f"/>
+        </w:pict>
+      </w:r>
+    </w:p>
+    <w:p>
+      <w:pPr>
+        <w:rPr>
+          <w:b/>
+          <w:bCs/>
+        </w:rPr>
+      </w:pPr>
+      <w:r>
+        <w:rPr>
+          <w:b/>
+          <w:bCs/>
+        </w:rPr>
+        <w:t>⑤ 計算するとこうなる</w:t>
+      </w:r>
+    </w:p>
+    <w:p>
+      <w:r>
+        <w:t>まず平均差：</w:t>
+      </w:r>
+    </w:p>
+    <w:p>
+      <m:oMathPara>
+        <m:oMath>
+          <m:r>
+            <m:rPr>
+              <m:sty m:val="p"/>
+            </m:rPr>
+            <w:rPr>
+              <w:rFonts w:ascii="Cambria Math" w:hAnsi="Cambria Math"/>
+            </w:rPr>
+            <m:t>Δ</m:t>
+          </m:r>
+          <m:sSub>
+            <m:sSubPr>
+              <m:ctrlPr>
+                <w:rPr>
+                  <w:rFonts w:ascii="Cambria Math" w:hAnsi="Cambria Math"/>
+                </w:rPr>
+              </m:ctrlPr>
+            </m:sSubPr>
+            <m:e>
+              <m:r>
+                <w:rPr>
+                  <w:rFonts w:ascii="Cambria Math" w:hAnsi="Cambria Math"/>
+                </w:rPr>
+                <m:t>μ</m:t>
+              </m:r>
+            </m:e>
+            <m:sub>
+              <m:r>
+                <w:rPr>
+                  <w:rFonts w:ascii="Cambria Math" w:hAnsi="Cambria Math"/>
+                </w:rPr>
+                <m:t>y</m:t>
+              </m:r>
+            </m:sub>
+          </m:sSub>
+          <m:r>
+            <w:rPr>
+              <w:rFonts w:ascii="Cambria Math" w:hAnsi="Cambria Math"/>
+            </w:rPr>
+            <m:t>=(</m:t>
+          </m:r>
+          <m:sSub>
+            <m:sSubPr>
+              <m:ctrlPr>
+                <w:rPr>
+                  <w:rFonts w:ascii="Cambria Math" w:hAnsi="Cambria Math"/>
+                </w:rPr>
+              </m:ctrlPr>
+            </m:sSubPr>
+            <m:e>
+              <m:r>
+                <w:rPr>
+                  <w:rFonts w:ascii="Cambria Math" w:hAnsi="Cambria Math"/>
+                </w:rPr>
+                <m:t>μ</m:t>
+              </m:r>
+            </m:e>
+            <m:sub>
+              <m:r>
+                <w:rPr>
+                  <w:rFonts w:ascii="Cambria Math" w:hAnsi="Cambria Math"/>
+                </w:rPr>
+                <m:t>1</m:t>
+              </m:r>
+            </m:sub>
+          </m:sSub>
+          <m:r>
+            <w:rPr>
+              <w:rFonts w:ascii="Cambria Math" w:hAnsi="Cambria Math"/>
+            </w:rPr>
+            <m:t>-</m:t>
+          </m:r>
+          <m:sSub>
+            <m:sSubPr>
+              <m:ctrlPr>
+                <w:rPr>
+                  <w:rFonts w:ascii="Cambria Math" w:hAnsi="Cambria Math"/>
+                </w:rPr>
+              </m:ctrlPr>
+            </m:sSubPr>
+            <m:e>
+              <m:r>
+                <w:rPr>
+                  <w:rFonts w:ascii="Cambria Math" w:hAnsi="Cambria Math"/>
+                </w:rPr>
+                <m:t>μ</m:t>
+              </m:r>
+            </m:e>
+            <m:sub>
+              <m:r>
+                <w:rPr>
+                  <w:rFonts w:ascii="Cambria Math" w:hAnsi="Cambria Math"/>
+                </w:rPr>
+                <m:t>2</m:t>
+              </m:r>
+            </m:sub>
+          </m:sSub>
+          <m:sSup>
+            <m:sSupPr>
+              <m:ctrlPr>
+                <w:rPr>
+                  <w:rFonts w:ascii="Cambria Math" w:hAnsi="Cambria Math"/>
+                </w:rPr>
+              </m:ctrlPr>
+            </m:sSupPr>
+            <m:e>
+              <m:r>
+                <w:rPr>
+                  <w:rFonts w:ascii="Cambria Math" w:hAnsi="Cambria Math"/>
+                </w:rPr>
+                <m:t>)</m:t>
+              </m:r>
+            </m:e>
+            <m:sup>
+              <m:r>
+                <w:rPr>
+                  <w:rFonts w:ascii="Cambria Math" w:hAnsi="Cambria Math"/>
+                </w:rPr>
+                <m:t>T</m:t>
+              </m:r>
+            </m:sup>
+          </m:sSup>
+          <m:sSup>
+            <m:sSupPr>
+              <m:ctrlPr>
+                <w:rPr>
+                  <w:rFonts w:ascii="Cambria Math" w:hAnsi="Cambria Math"/>
+                </w:rPr>
+              </m:ctrlPr>
+            </m:sSupPr>
+            <m:e>
+              <m:r>
+                <m:rPr>
+                  <m:sty m:val="p"/>
+                </m:rPr>
+                <w:rPr>
+                  <w:rFonts w:ascii="Cambria Math" w:hAnsi="Cambria Math"/>
+                </w:rPr>
+                <m:t>Σ</m:t>
+              </m:r>
+            </m:e>
+            <m:sup>
+              <m:r>
+                <w:rPr>
+                  <w:rFonts w:ascii="Cambria Math" w:hAnsi="Cambria Math"/>
+                </w:rPr>
+                <m:t>-1</m:t>
+              </m:r>
+            </m:sup>
+          </m:sSup>
+          <m:r>
+            <w:rPr>
+              <w:rFonts w:ascii="Cambria Math" w:hAnsi="Cambria Math"/>
+            </w:rPr>
+            <m:t>(</m:t>
+          </m:r>
+          <m:sSub>
+            <m:sSubPr>
+              <m:ctrlPr>
+                <w:rPr>
+                  <w:rFonts w:ascii="Cambria Math" w:hAnsi="Cambria Math"/>
+                </w:rPr>
+              </m:ctrlPr>
+            </m:sSubPr>
+            <m:e>
+              <m:r>
+                <w:rPr>
+                  <w:rFonts w:ascii="Cambria Math" w:hAnsi="Cambria Math"/>
+                </w:rPr>
+                <m:t>μ</m:t>
+              </m:r>
+            </m:e>
+            <m:sub>
+              <m:r>
+                <w:rPr>
+                  <w:rFonts w:ascii="Cambria Math" w:hAnsi="Cambria Math"/>
+                </w:rPr>
+                <m:t>1</m:t>
+              </m:r>
+            </m:sub>
+          </m:sSub>
+          <m:r>
+            <w:rPr>
+              <w:rFonts w:ascii="Cambria Math" w:hAnsi="Cambria Math"/>
+            </w:rPr>
+            <m:t>-</m:t>
+          </m:r>
+          <m:sSub>
+            <m:sSubPr>
+              <m:ctrlPr>
+                <w:rPr>
+                  <w:rFonts w:ascii="Cambria Math" w:hAnsi="Cambria Math"/>
+                </w:rPr>
+              </m:ctrlPr>
+            </m:sSubPr>
+            <m:e>
+              <m:r>
+                <w:rPr>
+                  <w:rFonts w:ascii="Cambria Math" w:hAnsi="Cambria Math"/>
+                </w:rPr>
+                <m:t>μ</m:t>
+              </m:r>
+            </m:e>
+            <m:sub>
+              <m:r>
+                <w:rPr>
+                  <w:rFonts w:ascii="Cambria Math" w:hAnsi="Cambria Math"/>
+                </w:rPr>
+                <m:t>2</m:t>
+              </m:r>
+            </m:sub>
+          </m:sSub>
+          <m:r>
+            <w:rPr>
+              <w:rFonts w:ascii="Cambria Math" w:hAnsi="Cambria Math"/>
+            </w:rPr>
+            <m:t>)</m:t>
+          </m:r>
+          <m:r>
+            <w:rPr>
+              <w:i/>
+            </w:rPr>
+            <w:br/>
+          </m:r>
+        </m:oMath>
+      </m:oMathPara>
+    </w:p>
+    <w:p>
+      <w:r>
+        <w:t>分散：</w:t>
+      </w:r>
+    </w:p>
+    <w:p>
+      <m:oMathPara>
+        <m:oMath>
+          <m:sSubSup>
+            <m:sSubSupPr>
+              <m:ctrlPr>
+                <w:rPr>
+                  <w:rFonts w:ascii="Cambria Math" w:hAnsi="Cambria Math"/>
+                </w:rPr>
+              </m:ctrlPr>
+            </m:sSubSupPr>
+            <m:e>
+              <m:r>
+                <w:rPr>
+                  <w:rFonts w:ascii="Cambria Math" w:hAnsi="Cambria Math"/>
+                </w:rPr>
+                <m:t>σ</m:t>
+              </m:r>
+            </m:e>
+            <m:sub>
+              <m:r>
+                <w:rPr>
+                  <w:rFonts w:ascii="Cambria Math" w:hAnsi="Cambria Math"/>
+                </w:rPr>
+                <m:t>y</m:t>
+              </m:r>
+            </m:sub>
+            <m:sup>
+              <m:r>
+                <w:rPr>
+                  <w:rFonts w:ascii="Cambria Math" w:hAnsi="Cambria Math"/>
+                </w:rPr>
+                <m:t>2</m:t>
+              </m:r>
+            </m:sup>
+          </m:sSubSup>
+          <m:r>
+            <w:rPr>
+              <w:rFonts w:ascii="Cambria Math" w:hAnsi="Cambria Math"/>
+            </w:rPr>
+            <m:t>=(</m:t>
+          </m:r>
+          <m:sSub>
+            <m:sSubPr>
+              <m:ctrlPr>
+                <w:rPr>
+                  <w:rFonts w:ascii="Cambria Math" w:hAnsi="Cambria Math"/>
+                </w:rPr>
+              </m:ctrlPr>
+            </m:sSubPr>
+            <m:e>
+              <m:r>
+                <w:rPr>
+                  <w:rFonts w:ascii="Cambria Math" w:hAnsi="Cambria Math"/>
+                </w:rPr>
+                <m:t>μ</m:t>
+              </m:r>
+            </m:e>
+            <m:sub>
+              <m:r>
+                <w:rPr>
+                  <w:rFonts w:ascii="Cambria Math" w:hAnsi="Cambria Math"/>
+                </w:rPr>
+                <m:t>1</m:t>
+              </m:r>
+            </m:sub>
+          </m:sSub>
+          <m:r>
+            <w:rPr>
+              <w:rFonts w:ascii="Cambria Math" w:hAnsi="Cambria Math"/>
+            </w:rPr>
+            <m:t>-</m:t>
+          </m:r>
+          <m:sSub>
+            <m:sSubPr>
+              <m:ctrlPr>
+                <w:rPr>
+                  <w:rFonts w:ascii="Cambria Math" w:hAnsi="Cambria Math"/>
+                </w:rPr>
+              </m:ctrlPr>
+            </m:sSubPr>
+            <m:e>
+              <m:r>
+                <w:rPr>
+                  <w:rFonts w:ascii="Cambria Math" w:hAnsi="Cambria Math"/>
+                </w:rPr>
+                <m:t>μ</m:t>
+              </m:r>
+            </m:e>
+            <m:sub>
+              <m:r>
+                <w:rPr>
+                  <w:rFonts w:ascii="Cambria Math" w:hAnsi="Cambria Math"/>
+                </w:rPr>
+                <m:t>2</m:t>
+              </m:r>
+            </m:sub>
+          </m:sSub>
+          <m:sSup>
+            <m:sSupPr>
+              <m:ctrlPr>
+                <w:rPr>
+                  <w:rFonts w:ascii="Cambria Math" w:hAnsi="Cambria Math"/>
+                </w:rPr>
+              </m:ctrlPr>
+            </m:sSupPr>
+            <m:e>
+              <m:r>
+                <w:rPr>
+                  <w:rFonts w:ascii="Cambria Math" w:hAnsi="Cambria Math"/>
+                </w:rPr>
+                <m:t>)</m:t>
+              </m:r>
+            </m:e>
+            <m:sup>
+              <m:r>
+                <w:rPr>
+                  <w:rFonts w:ascii="Cambria Math" w:hAnsi="Cambria Math"/>
+                </w:rPr>
+                <m:t>T</m:t>
+              </m:r>
+            </m:sup>
+          </m:sSup>
+          <m:sSup>
+            <m:sSupPr>
+              <m:ctrlPr>
+                <w:rPr>
+                  <w:rFonts w:ascii="Cambria Math" w:hAnsi="Cambria Math"/>
+                </w:rPr>
+              </m:ctrlPr>
+            </m:sSupPr>
+            <m:e>
+              <m:r>
+                <m:rPr>
+                  <m:sty m:val="p"/>
+                </m:rPr>
+                <w:rPr>
+                  <w:rFonts w:ascii="Cambria Math" w:hAnsi="Cambria Math"/>
+                </w:rPr>
+                <m:t>Σ</m:t>
+              </m:r>
+            </m:e>
+            <m:sup>
+              <m:r>
+                <w:rPr>
+                  <w:rFonts w:ascii="Cambria Math" w:hAnsi="Cambria Math"/>
+                </w:rPr>
+                <m:t>-1</m:t>
+              </m:r>
+            </m:sup>
+          </m:sSup>
+          <m:r>
+            <w:rPr>
+              <w:rFonts w:ascii="Cambria Math" w:hAnsi="Cambria Math"/>
+            </w:rPr>
+            <m:t>(</m:t>
+          </m:r>
+          <m:sSub>
+            <m:sSubPr>
+              <m:ctrlPr>
+                <w:rPr>
+                  <w:rFonts w:ascii="Cambria Math" w:hAnsi="Cambria Math"/>
+                </w:rPr>
+              </m:ctrlPr>
+            </m:sSubPr>
+            <m:e>
+              <m:r>
+                <w:rPr>
+                  <w:rFonts w:ascii="Cambria Math" w:hAnsi="Cambria Math"/>
+                </w:rPr>
+                <m:t>μ</m:t>
+              </m:r>
+            </m:e>
+            <m:sub>
+              <m:r>
+                <w:rPr>
+                  <w:rFonts w:ascii="Cambria Math" w:hAnsi="Cambria Math"/>
+                </w:rPr>
+                <m:t>1</m:t>
+              </m:r>
+            </m:sub>
+          </m:sSub>
+          <m:r>
+            <w:rPr>
+              <w:rFonts w:ascii="Cambria Math" w:hAnsi="Cambria Math"/>
+            </w:rPr>
+            <m:t>-</m:t>
+          </m:r>
+          <m:sSub>
+            <m:sSubPr>
+              <m:ctrlPr>
+                <w:rPr>
+                  <w:rFonts w:ascii="Cambria Math" w:hAnsi="Cambria Math"/>
+                </w:rPr>
+              </m:ctrlPr>
+            </m:sSubPr>
+            <m:e>
+              <m:r>
+                <w:rPr>
+                  <w:rFonts w:ascii="Cambria Math" w:hAnsi="Cambria Math"/>
+                </w:rPr>
+                <m:t>μ</m:t>
+              </m:r>
+            </m:e>
+            <m:sub>
+              <m:r>
+                <w:rPr>
+                  <w:rFonts w:ascii="Cambria Math" w:hAnsi="Cambria Math"/>
+                </w:rPr>
+                <m:t>2</m:t>
+              </m:r>
+            </m:sub>
+          </m:sSub>
+          <m:r>
+            <w:rPr>
+              <w:rFonts w:ascii="Cambria Math" w:hAnsi="Cambria Math"/>
+            </w:rPr>
+            <m:t>)</m:t>
+          </m:r>
+          <m:r>
+            <w:rPr>
+              <w:i/>
+            </w:rPr>
+            <w:br/>
+          </m:r>
+        </m:oMath>
+      </m:oMathPara>
+    </w:p>
+    <w:p>
+      <w:r>
+        <w:rPr>
+          <w:rFonts w:ascii="Segoe UI Emoji" w:hAnsi="Segoe UI Emoji" w:cs="Segoe UI Emoji"/>
+        </w:rPr>
+        <w:t>👉</w:t>
+      </w:r>
+      <w:r>
+        <w:t xml:space="preserve"> なんと同じ値になる</w:t>
+      </w:r>
+    </w:p>
+    <w:p>
+      <w:r>
+        <w:pict w14:anchorId="7846A221">
+          <v:rect id="_x0000_i1082" style="width:0;height:1.5pt" o:hralign="center" o:hrstd="t" o:hr="t" fillcolor="#a0a0a0" stroked="f"/>
+        </w:pict>
+      </w:r>
+    </w:p>
+    <w:p>
+      <w:pPr>
+        <w:rPr>
+          <w:b/>
+          <w:bCs/>
+        </w:rPr>
+      </w:pPr>
+      <w:r>
+        <w:rPr>
+          <w:b/>
+          <w:bCs/>
+        </w:rPr>
+        <w:t>⑥ よって d′ は</w:t>
+      </w:r>
+    </w:p>
+    <w:p>
+      <m:oMathPara>
+        <m:oMath>
+          <m:sSup>
+            <m:sSupPr>
+              <m:ctrlPr>
+                <w:rPr>
+                  <w:rFonts w:ascii="Cambria Math" w:hAnsi="Cambria Math"/>
+                </w:rPr>
+              </m:ctrlPr>
+            </m:sSupPr>
+            <m:e>
+              <m:r>
+                <w:rPr>
+                  <w:rFonts w:ascii="Cambria Math" w:hAnsi="Cambria Math"/>
+                </w:rPr>
+                <m:t>d</m:t>
+              </m:r>
+            </m:e>
+            <m:sup>
+              <m:r>
+                <m:rPr>
+                  <m:sty m:val="p"/>
+                </m:rPr>
+                <w:rPr>
+                  <w:rFonts w:ascii="Cambria Math" w:hAnsi="Cambria Math"/>
+                </w:rPr>
+                <m:t>'</m:t>
+              </m:r>
+            </m:sup>
+          </m:sSup>
+          <m:r>
+            <w:rPr>
+              <w:rFonts w:ascii="Cambria Math" w:hAnsi="Cambria Math"/>
+            </w:rPr>
+            <m:t>=</m:t>
+          </m:r>
+          <m:f>
+            <m:fPr>
+              <m:ctrlPr>
+                <w:rPr>
+                  <w:rFonts w:ascii="Cambria Math" w:hAnsi="Cambria Math"/>
+                </w:rPr>
+              </m:ctrlPr>
+            </m:fPr>
+            <m:num>
+              <m:r>
+                <m:rPr>
+                  <m:sty m:val="p"/>
+                </m:rPr>
+                <w:rPr>
+                  <w:rFonts w:ascii="Cambria Math" w:hAnsi="Cambria Math"/>
+                </w:rPr>
+                <m:t>Δ</m:t>
+              </m:r>
+              <m:sSub>
+                <m:sSubPr>
+                  <m:ctrlPr>
+                    <w:rPr>
+                      <w:rFonts w:ascii="Cambria Math" w:hAnsi="Cambria Math"/>
+                    </w:rPr>
+                  </m:ctrlPr>
+                </m:sSubPr>
+                <m:e>
+                  <m:r>
+                    <w:rPr>
+                      <w:rFonts w:ascii="Cambria Math" w:hAnsi="Cambria Math"/>
+                    </w:rPr>
+                    <m:t>μ</m:t>
+                  </m:r>
+                </m:e>
+                <m:sub>
+                  <m:r>
+                    <w:rPr>
+                      <w:rFonts w:ascii="Cambria Math" w:hAnsi="Cambria Math"/>
+                    </w:rPr>
+                    <m:t>y</m:t>
+                  </m:r>
+                </m:sub>
+              </m:sSub>
+            </m:num>
+            <m:den>
+              <m:rad>
+                <m:radPr>
+                  <m:degHide m:val="1"/>
+                  <m:ctrlPr>
+                    <w:rPr>
+                      <w:rFonts w:ascii="Cambria Math" w:hAnsi="Cambria Math"/>
+                    </w:rPr>
+                  </m:ctrlPr>
+                </m:radPr>
+                <m:deg/>
+                <m:e>
+                  <m:sSubSup>
+                    <m:sSubSupPr>
+                      <m:ctrlPr>
+                        <w:rPr>
+                          <w:rFonts w:ascii="Cambria Math" w:hAnsi="Cambria Math"/>
+                        </w:rPr>
+                      </m:ctrlPr>
+                    </m:sSubSupPr>
+                    <m:e>
+                      <m:r>
+                        <w:rPr>
+                          <w:rFonts w:ascii="Cambria Math" w:hAnsi="Cambria Math"/>
+                        </w:rPr>
+                        <m:t>σ</m:t>
+                      </m:r>
+                    </m:e>
+                    <m:sub>
+                      <m:r>
+                        <w:rPr>
+                          <w:rFonts w:ascii="Cambria Math" w:hAnsi="Cambria Math"/>
+                        </w:rPr>
+                        <m:t>y</m:t>
+                      </m:r>
+                    </m:sub>
+                    <m:sup>
+                      <m:r>
+                        <w:rPr>
+                          <w:rFonts w:ascii="Cambria Math" w:hAnsi="Cambria Math"/>
+                        </w:rPr>
+                        <m:t>2</m:t>
+                      </m:r>
+                    </m:sup>
+                  </m:sSubSup>
+                </m:e>
+              </m:rad>
+            </m:den>
+          </m:f>
+          <m:r>
+            <w:rPr>
+              <w:rFonts w:ascii="Cambria Math" w:hAnsi="Cambria Math"/>
+            </w:rPr>
+            <m:t>=</m:t>
+          </m:r>
+          <m:rad>
+            <m:radPr>
+              <m:degHide m:val="1"/>
+              <m:ctrlPr>
+                <w:rPr>
+                  <w:rFonts w:ascii="Cambria Math" w:hAnsi="Cambria Math"/>
+                </w:rPr>
+              </m:ctrlPr>
+            </m:radPr>
+            <m:deg/>
+            <m:e>
+              <m:d>
+                <m:dPr>
+                  <m:ctrlPr>
+                    <w:rPr>
+                      <w:rFonts w:ascii="Cambria Math" w:hAnsi="Cambria Math"/>
+                    </w:rPr>
+                  </m:ctrlPr>
+                </m:dPr>
+                <m:e>
+                  <m:sSub>
+                    <m:sSubPr>
+                      <m:ctrlPr>
+                        <w:rPr>
+                          <w:rFonts w:ascii="Cambria Math" w:hAnsi="Cambria Math"/>
+                        </w:rPr>
+                      </m:ctrlPr>
+                    </m:sSubPr>
+                    <m:e>
+                      <m:r>
+                        <w:rPr>
+                          <w:rFonts w:ascii="Cambria Math" w:hAnsi="Cambria Math"/>
+                        </w:rPr>
+                        <m:t>μ</m:t>
+                      </m:r>
+                    </m:e>
+                    <m:sub>
+                      <m:r>
+                        <w:rPr>
+                          <w:rFonts w:ascii="Cambria Math" w:hAnsi="Cambria Math"/>
+                        </w:rPr>
+                        <m:t>1</m:t>
+                      </m:r>
+                    </m:sub>
+                  </m:sSub>
+                  <m:r>
+                    <w:rPr>
+                      <w:rFonts w:ascii="Cambria Math" w:hAnsi="Cambria Math"/>
+                    </w:rPr>
+                    <m:t>-</m:t>
+                  </m:r>
+                  <m:sSub>
+                    <m:sSubPr>
+                      <m:ctrlPr>
+                        <w:rPr>
+                          <w:rFonts w:ascii="Cambria Math" w:hAnsi="Cambria Math"/>
+                        </w:rPr>
+                      </m:ctrlPr>
+                    </m:sSubPr>
+                    <m:e>
+                      <m:r>
+                        <w:rPr>
+                          <w:rFonts w:ascii="Cambria Math" w:hAnsi="Cambria Math"/>
+                        </w:rPr>
+                        <m:t>μ</m:t>
+                      </m:r>
+                    </m:e>
+                    <m:sub>
+                      <m:r>
+                        <w:rPr>
+                          <w:rFonts w:ascii="Cambria Math" w:hAnsi="Cambria Math"/>
+                        </w:rPr>
+                        <m:t>2</m:t>
+                      </m:r>
+                    </m:sub>
+                  </m:sSub>
+                  <m:sSup>
+                    <m:sSupPr>
+                      <m:ctrlPr>
+                        <w:rPr>
+                          <w:rFonts w:ascii="Cambria Math" w:hAnsi="Cambria Math"/>
+                        </w:rPr>
+                      </m:ctrlPr>
+                    </m:sSupPr>
+                    <m:e>
+                      <m:r>
+                        <w:rPr>
+                          <w:rFonts w:ascii="Cambria Math" w:hAnsi="Cambria Math"/>
+                        </w:rPr>
+                        <m:t>)</m:t>
+                      </m:r>
+                    </m:e>
+                    <m:sup>
+                      <m:r>
+                        <w:rPr>
+                          <w:rFonts w:ascii="Cambria Math" w:hAnsi="Cambria Math"/>
+                        </w:rPr>
+                        <m:t>T</m:t>
+                      </m:r>
+                    </m:sup>
+                  </m:sSup>
+                  <m:sSup>
+                    <m:sSupPr>
+                      <m:ctrlPr>
+                        <w:rPr>
+                          <w:rFonts w:ascii="Cambria Math" w:hAnsi="Cambria Math"/>
+                        </w:rPr>
+                      </m:ctrlPr>
+                    </m:sSupPr>
+                    <m:e>
+                      <m:r>
+                        <m:rPr>
+                          <m:sty m:val="p"/>
+                        </m:rPr>
+                        <w:rPr>
+                          <w:rFonts w:ascii="Cambria Math" w:hAnsi="Cambria Math"/>
+                        </w:rPr>
+                        <m:t>Σ</m:t>
+                      </m:r>
+                    </m:e>
+                    <m:sup>
+                      <m:r>
+                        <w:rPr>
+                          <w:rFonts w:ascii="Cambria Math" w:hAnsi="Cambria Math"/>
+                        </w:rPr>
+                        <m:t>-1</m:t>
+                      </m:r>
+                    </m:sup>
+                  </m:sSup>
+                  <m:r>
+                    <w:rPr>
+                      <w:rFonts w:ascii="Cambria Math" w:hAnsi="Cambria Math"/>
+                    </w:rPr>
+                    <m:t>(</m:t>
+                  </m:r>
+                  <m:sSub>
+                    <m:sSubPr>
+                      <m:ctrlPr>
+                        <w:rPr>
+                          <w:rFonts w:ascii="Cambria Math" w:hAnsi="Cambria Math"/>
+                        </w:rPr>
+                      </m:ctrlPr>
+                    </m:sSubPr>
+                    <m:e>
+                      <m:r>
+                        <w:rPr>
+                          <w:rFonts w:ascii="Cambria Math" w:hAnsi="Cambria Math"/>
+                        </w:rPr>
+                        <m:t>μ</m:t>
+                      </m:r>
+                    </m:e>
+                    <m:sub>
+                      <m:r>
+                        <w:rPr>
+                          <w:rFonts w:ascii="Cambria Math" w:hAnsi="Cambria Math"/>
+                        </w:rPr>
+                        <m:t>1</m:t>
+                      </m:r>
+                    </m:sub>
+                  </m:sSub>
+                  <m:r>
+                    <w:rPr>
+                      <w:rFonts w:ascii="Cambria Math" w:hAnsi="Cambria Math"/>
+                    </w:rPr>
+                    <m:t>-</m:t>
+                  </m:r>
+                  <m:sSub>
+                    <m:sSubPr>
+                      <m:ctrlPr>
+                        <w:rPr>
+                          <w:rFonts w:ascii="Cambria Math" w:hAnsi="Cambria Math"/>
+                        </w:rPr>
+                      </m:ctrlPr>
+                    </m:sSubPr>
+                    <m:e>
+                      <m:r>
+                        <w:rPr>
+                          <w:rFonts w:ascii="Cambria Math" w:hAnsi="Cambria Math"/>
+                        </w:rPr>
+                        <m:t>μ</m:t>
+                      </m:r>
+                    </m:e>
+                    <m:sub>
+                      <m:r>
+                        <w:rPr>
+                          <w:rFonts w:ascii="Cambria Math" w:hAnsi="Cambria Math"/>
+                        </w:rPr>
+                        <m:t>2</m:t>
+                      </m:r>
+                    </m:sub>
+                  </m:sSub>
+                </m:e>
+              </m:d>
+            </m:e>
+          </m:rad>
+          <m:r>
+            <w:br/>
+          </m:r>
+        </m:oMath>
+      </m:oMathPara>
+    </w:p>
+    <w:p>
+      <w:r>
+        <w:pict w14:anchorId="48C6B38A">
+          <v:rect id="_x0000_i1083" style="width:0;height:1.5pt" o:hralign="center" o:hrstd="t" o:hr="t" fillcolor="#a0a0a0" stroked="f"/>
+        </w:pict>
+      </w:r>
+    </w:p>
+    <w:p>
+      <w:pPr>
+        <w:rPr>
+          <w:b/>
+          <w:bCs/>
+        </w:rPr>
+      </w:pPr>
+      <w:r>
+        <w:rPr>
+          <w:b/>
+          <w:bCs/>
+        </w:rPr>
+        <w:lastRenderedPageBreak/>
+        <w:t>⑦ ここで LFI の定義</w:t>
+      </w:r>
+    </w:p>
+    <w:p>
+      <m:oMathPara>
+        <m:oMath>
+          <m:r>
+            <m:rPr>
+              <m:nor/>
+            </m:rPr>
+            <m:t>LFI</m:t>
+          </m:r>
+          <m:r>
+            <w:rPr>
+              <w:rFonts w:ascii="Cambria Math" w:hAnsi="Cambria Math"/>
+            </w:rPr>
+            <m:t>=(</m:t>
+          </m:r>
+          <m:sSub>
+            <m:sSubPr>
+              <m:ctrlPr>
+                <w:rPr>
+                  <w:rFonts w:ascii="Cambria Math" w:hAnsi="Cambria Math"/>
+                </w:rPr>
+              </m:ctrlPr>
+            </m:sSubPr>
+            <m:e>
+              <m:r>
+                <w:rPr>
+                  <w:rFonts w:ascii="Cambria Math" w:hAnsi="Cambria Math"/>
+                </w:rPr>
+                <m:t>μ</m:t>
+              </m:r>
+            </m:e>
+            <m:sub>
+              <m:r>
+                <w:rPr>
+                  <w:rFonts w:ascii="Cambria Math" w:hAnsi="Cambria Math"/>
+                </w:rPr>
+                <m:t>1</m:t>
+              </m:r>
+            </m:sub>
+          </m:sSub>
+          <m:r>
+            <w:rPr>
+              <w:rFonts w:ascii="Cambria Math" w:hAnsi="Cambria Math"/>
+            </w:rPr>
+            <m:t>-</m:t>
+          </m:r>
+          <m:sSub>
+            <m:sSubPr>
+              <m:ctrlPr>
+                <w:rPr>
+                  <w:rFonts w:ascii="Cambria Math" w:hAnsi="Cambria Math"/>
+                </w:rPr>
+              </m:ctrlPr>
+            </m:sSubPr>
+            <m:e>
+              <m:r>
+                <w:rPr>
+                  <w:rFonts w:ascii="Cambria Math" w:hAnsi="Cambria Math"/>
+                </w:rPr>
+                <m:t>μ</m:t>
+              </m:r>
+            </m:e>
+            <m:sub>
+              <m:r>
+                <w:rPr>
+                  <w:rFonts w:ascii="Cambria Math" w:hAnsi="Cambria Math"/>
+                </w:rPr>
+                <m:t>2</m:t>
+              </m:r>
+            </m:sub>
+          </m:sSub>
+          <m:sSup>
+            <m:sSupPr>
+              <m:ctrlPr>
+                <w:rPr>
+                  <w:rFonts w:ascii="Cambria Math" w:hAnsi="Cambria Math"/>
+                </w:rPr>
+              </m:ctrlPr>
+            </m:sSupPr>
+            <m:e>
+              <m:r>
+                <w:rPr>
+                  <w:rFonts w:ascii="Cambria Math" w:hAnsi="Cambria Math"/>
+                </w:rPr>
+                <m:t>)</m:t>
+              </m:r>
+            </m:e>
+            <m:sup>
+              <m:r>
+                <w:rPr>
+                  <w:rFonts w:ascii="Cambria Math" w:hAnsi="Cambria Math"/>
+                </w:rPr>
+                <m:t>T</m:t>
+              </m:r>
+            </m:sup>
+          </m:sSup>
+          <m:sSup>
+            <m:sSupPr>
+              <m:ctrlPr>
+                <w:rPr>
+                  <w:rFonts w:ascii="Cambria Math" w:hAnsi="Cambria Math"/>
+                </w:rPr>
+              </m:ctrlPr>
+            </m:sSupPr>
+            <m:e>
+              <m:r>
+                <m:rPr>
+                  <m:sty m:val="p"/>
+                </m:rPr>
+                <w:rPr>
+                  <w:rFonts w:ascii="Cambria Math" w:hAnsi="Cambria Math"/>
+                </w:rPr>
+                <m:t>Σ</m:t>
+              </m:r>
+            </m:e>
+            <m:sup>
+              <m:r>
+                <w:rPr>
+                  <w:rFonts w:ascii="Cambria Math" w:hAnsi="Cambria Math"/>
+                </w:rPr>
+                <m:t>-1</m:t>
+              </m:r>
+            </m:sup>
+          </m:sSup>
+          <m:r>
+            <w:rPr>
+              <w:rFonts w:ascii="Cambria Math" w:hAnsi="Cambria Math"/>
+            </w:rPr>
+            <m:t>(</m:t>
+          </m:r>
+          <m:sSub>
+            <m:sSubPr>
+              <m:ctrlPr>
+                <w:rPr>
+                  <w:rFonts w:ascii="Cambria Math" w:hAnsi="Cambria Math"/>
+                </w:rPr>
+              </m:ctrlPr>
+            </m:sSubPr>
+            <m:e>
+              <m:r>
+                <w:rPr>
+                  <w:rFonts w:ascii="Cambria Math" w:hAnsi="Cambria Math"/>
+                </w:rPr>
+                <m:t>μ</m:t>
+              </m:r>
+            </m:e>
+            <m:sub>
+              <m:r>
+                <w:rPr>
+                  <w:rFonts w:ascii="Cambria Math" w:hAnsi="Cambria Math"/>
+                </w:rPr>
+                <m:t>1</m:t>
+              </m:r>
+            </m:sub>
+          </m:sSub>
+          <m:r>
+            <w:rPr>
+              <w:rFonts w:ascii="Cambria Math" w:hAnsi="Cambria Math"/>
+            </w:rPr>
+            <m:t>-</m:t>
+          </m:r>
+          <m:sSub>
+            <m:sSubPr>
+              <m:ctrlPr>
+                <w:rPr>
+                  <w:rFonts w:ascii="Cambria Math" w:hAnsi="Cambria Math"/>
+                </w:rPr>
+              </m:ctrlPr>
+            </m:sSubPr>
+            <m:e>
+              <m:r>
+                <w:rPr>
+                  <w:rFonts w:ascii="Cambria Math" w:hAnsi="Cambria Math"/>
+                </w:rPr>
+                <m:t>μ</m:t>
+              </m:r>
+            </m:e>
+            <m:sub>
+              <m:r>
+                <w:rPr>
+                  <w:rFonts w:ascii="Cambria Math" w:hAnsi="Cambria Math"/>
+                </w:rPr>
+                <m:t>2</m:t>
+              </m:r>
+            </m:sub>
+          </m:sSub>
+          <m:r>
+            <w:rPr>
+              <w:rFonts w:ascii="Cambria Math" w:hAnsi="Cambria Math"/>
+            </w:rPr>
+            <m:t>)</m:t>
+          </m:r>
+          <m:r>
+            <w:rPr>
+              <w:i/>
+            </w:rPr>
+            <w:br/>
+          </m:r>
+        </m:oMath>
+      </m:oMathPara>
+    </w:p>
+    <w:p>
+      <w:r>
+        <w:pict w14:anchorId="09E2902D">
+          <v:rect id="_x0000_i1084" style="width:0;height:1.5pt" o:hralign="center" o:hrstd="t" o:hr="t" fillcolor="#a0a0a0" stroked="f"/>
+        </w:pict>
+      </w:r>
+    </w:p>
+    <w:p>
+      <w:pPr>
+        <w:rPr>
+          <w:b/>
+          <w:bCs/>
+        </w:rPr>
+      </w:pPr>
+      <w:r>
+        <w:rPr>
+          <w:b/>
+          <w:bCs/>
+        </w:rPr>
+        <w:t>⑧ 結論</w:t>
+      </w:r>
+    </w:p>
+    <w:p>
+      <m:oMathPara>
+        <m:oMath>
+          <m:sSup>
+            <m:sSupPr>
+              <m:ctrlPr>
+                <w:rPr>
+                  <w:rFonts w:ascii="Cambria Math" w:hAnsi="Cambria Math"/>
+                </w:rPr>
+              </m:ctrlPr>
+            </m:sSupPr>
+            <m:e>
+              <m:r>
+                <w:rPr>
+                  <w:rFonts w:ascii="Cambria Math" w:hAnsi="Cambria Math"/>
+                </w:rPr>
+                <m:t>d</m:t>
+              </m:r>
+            </m:e>
+            <m:sup>
+              <m:r>
+                <m:rPr>
+                  <m:sty m:val="p"/>
+                </m:rPr>
+                <w:rPr>
+                  <w:rFonts w:ascii="Cambria Math" w:hAnsi="Cambria Math"/>
+                </w:rPr>
+                <m:t>'</m:t>
+              </m:r>
+            </m:sup>
+          </m:sSup>
+          <m:r>
+            <w:rPr>
+              <w:rFonts w:ascii="Cambria Math" w:hAnsi="Cambria Math"/>
+            </w:rPr>
+            <m:t>=</m:t>
+          </m:r>
+          <m:rad>
+            <m:radPr>
+              <m:degHide m:val="1"/>
+              <m:ctrlPr>
+                <w:rPr>
+                  <w:rFonts w:ascii="Cambria Math" w:hAnsi="Cambria Math"/>
+                </w:rPr>
+              </m:ctrlPr>
+            </m:radPr>
+            <m:deg/>
+            <m:e>
+              <m:r>
+                <m:rPr>
+                  <m:nor/>
+                </m:rPr>
+                <m:t>LFI</m:t>
+              </m:r>
+            </m:e>
+          </m:rad>
+          <m:r>
+            <w:br/>
+          </m:r>
+        </m:oMath>
+      </m:oMathPara>
+    </w:p>
     <w:sectPr>
       <w:pgSz w:w="11906" w:h="16838"/>
       <w:pgMar w:top="1985" w:right="1701" w:bottom="1701" w:left="1701" w:header="851" w:footer="992" w:gutter="0"/>
@@ -13830,6 +15856,155 @@
     </w:lvl>
   </w:abstractNum>
   <w:abstractNum w:abstractNumId="4" w15:restartNumberingAfterBreak="0">
+    <w:nsid w:val="0B643D74"/>
+    <w:multiLevelType w:val="multilevel"/>
+    <w:tmpl w:val="726E427A"/>
+    <w:lvl w:ilvl="0">
+      <w:start w:val="1"/>
+      <w:numFmt w:val="bullet"/>
+      <w:lvlText w:val=""/>
+      <w:lvlJc w:val="left"/>
+      <w:pPr>
+        <w:tabs>
+          <w:tab w:val="num" w:pos="720"/>
+        </w:tabs>
+        <w:ind w:left="720" w:hanging="360"/>
+      </w:pPr>
+      <w:rPr>
+        <w:rFonts w:ascii="Symbol" w:hAnsi="Symbol" w:hint="default"/>
+        <w:sz w:val="20"/>
+      </w:rPr>
+    </w:lvl>
+    <w:lvl w:ilvl="1" w:tentative="1">
+      <w:start w:val="1"/>
+      <w:numFmt w:val="bullet"/>
+      <w:lvlText w:val="o"/>
+      <w:lvlJc w:val="left"/>
+      <w:pPr>
+        <w:tabs>
+          <w:tab w:val="num" w:pos="1440"/>
+        </w:tabs>
+        <w:ind w:left="1440" w:hanging="360"/>
+      </w:pPr>
+      <w:rPr>
+        <w:rFonts w:ascii="Courier New" w:hAnsi="Courier New" w:hint="default"/>
+        <w:sz w:val="20"/>
+      </w:rPr>
+    </w:lvl>
+    <w:lvl w:ilvl="2" w:tentative="1">
+      <w:start w:val="1"/>
+      <w:numFmt w:val="bullet"/>
+      <w:lvlText w:val=""/>
+      <w:lvlJc w:val="left"/>
+      <w:pPr>
+        <w:tabs>
+          <w:tab w:val="num" w:pos="2160"/>
+        </w:tabs>
+        <w:ind w:left="2160" w:hanging="360"/>
+      </w:pPr>
+      <w:rPr>
+        <w:rFonts w:ascii="Wingdings" w:hAnsi="Wingdings" w:hint="default"/>
+        <w:sz w:val="20"/>
+      </w:rPr>
+    </w:lvl>
+    <w:lvl w:ilvl="3" w:tentative="1">
+      <w:start w:val="1"/>
+      <w:numFmt w:val="bullet"/>
+      <w:lvlText w:val=""/>
+      <w:lvlJc w:val="left"/>
+      <w:pPr>
+        <w:tabs>
+          <w:tab w:val="num" w:pos="2880"/>
+        </w:tabs>
+        <w:ind w:left="2880" w:hanging="360"/>
+      </w:pPr>
+      <w:rPr>
+        <w:rFonts w:ascii="Wingdings" w:hAnsi="Wingdings" w:hint="default"/>
+        <w:sz w:val="20"/>
+      </w:rPr>
+    </w:lvl>
+    <w:lvl w:ilvl="4" w:tentative="1">
+      <w:start w:val="1"/>
+      <w:numFmt w:val="bullet"/>
+      <w:lvlText w:val=""/>
+      <w:lvlJc w:val="left"/>
+      <w:pPr>
+        <w:tabs>
+          <w:tab w:val="num" w:pos="3600"/>
+        </w:tabs>
+        <w:ind w:left="3600" w:hanging="360"/>
+      </w:pPr>
+      <w:rPr>
+        <w:rFonts w:ascii="Wingdings" w:hAnsi="Wingdings" w:hint="default"/>
+        <w:sz w:val="20"/>
+      </w:rPr>
+    </w:lvl>
+    <w:lvl w:ilvl="5" w:tentative="1">
+      <w:start w:val="1"/>
+      <w:numFmt w:val="bullet"/>
+      <w:lvlText w:val=""/>
+      <w:lvlJc w:val="left"/>
+      <w:pPr>
+        <w:tabs>
+          <w:tab w:val="num" w:pos="4320"/>
+        </w:tabs>
+        <w:ind w:left="4320" w:hanging="360"/>
+      </w:pPr>
+      <w:rPr>
+        <w:rFonts w:ascii="Wingdings" w:hAnsi="Wingdings" w:hint="default"/>
+        <w:sz w:val="20"/>
+      </w:rPr>
+    </w:lvl>
+    <w:lvl w:ilvl="6" w:tentative="1">
+      <w:start w:val="1"/>
+      <w:numFmt w:val="bullet"/>
+      <w:lvlText w:val=""/>
+      <w:lvlJc w:val="left"/>
+      <w:pPr>
+        <w:tabs>
+          <w:tab w:val="num" w:pos="5040"/>
+        </w:tabs>
+        <w:ind w:left="5040" w:hanging="360"/>
+      </w:pPr>
+      <w:rPr>
+        <w:rFonts w:ascii="Wingdings" w:hAnsi="Wingdings" w:hint="default"/>
+        <w:sz w:val="20"/>
+      </w:rPr>
+    </w:lvl>
+    <w:lvl w:ilvl="7" w:tentative="1">
+      <w:start w:val="1"/>
+      <w:numFmt w:val="bullet"/>
+      <w:lvlText w:val=""/>
+      <w:lvlJc w:val="left"/>
+      <w:pPr>
+        <w:tabs>
+          <w:tab w:val="num" w:pos="5760"/>
+        </w:tabs>
+        <w:ind w:left="5760" w:hanging="360"/>
+      </w:pPr>
+      <w:rPr>
+        <w:rFonts w:ascii="Wingdings" w:hAnsi="Wingdings" w:hint="default"/>
+        <w:sz w:val="20"/>
+      </w:rPr>
+    </w:lvl>
+    <w:lvl w:ilvl="8" w:tentative="1">
+      <w:start w:val="1"/>
+      <w:numFmt w:val="bullet"/>
+      <w:lvlText w:val=""/>
+      <w:lvlJc w:val="left"/>
+      <w:pPr>
+        <w:tabs>
+          <w:tab w:val="num" w:pos="6480"/>
+        </w:tabs>
+        <w:ind w:left="6480" w:hanging="360"/>
+      </w:pPr>
+      <w:rPr>
+        <w:rFonts w:ascii="Wingdings" w:hAnsi="Wingdings" w:hint="default"/>
+        <w:sz w:val="20"/>
+      </w:rPr>
+    </w:lvl>
+  </w:abstractNum>
+  <w:abstractNum w:abstractNumId="5" w15:restartNumberingAfterBreak="0">
     <w:nsid w:val="0C610ADB"/>
     <w:multiLevelType w:val="multilevel"/>
     <w:tmpl w:val="3F0C34D2"/>
@@ -13978,7 +16153,7 @@
       </w:rPr>
     </w:lvl>
   </w:abstractNum>
-  <w:abstractNum w:abstractNumId="5" w15:restartNumberingAfterBreak="0">
+  <w:abstractNum w:abstractNumId="6" w15:restartNumberingAfterBreak="0">
     <w:nsid w:val="10B22514"/>
     <w:multiLevelType w:val="multilevel"/>
     <w:tmpl w:val="3C1085E6"/>
@@ -14127,7 +16302,7 @@
       </w:rPr>
     </w:lvl>
   </w:abstractNum>
-  <w:abstractNum w:abstractNumId="6" w15:restartNumberingAfterBreak="0">
+  <w:abstractNum w:abstractNumId="7" w15:restartNumberingAfterBreak="0">
     <w:nsid w:val="113A230A"/>
     <w:multiLevelType w:val="multilevel"/>
     <w:tmpl w:val="C2E08478"/>
@@ -14276,7 +16451,7 @@
       </w:rPr>
     </w:lvl>
   </w:abstractNum>
-  <w:abstractNum w:abstractNumId="7" w15:restartNumberingAfterBreak="0">
+  <w:abstractNum w:abstractNumId="8" w15:restartNumberingAfterBreak="0">
     <w:nsid w:val="13043D1C"/>
     <w:multiLevelType w:val="multilevel"/>
     <w:tmpl w:val="115C4322"/>
@@ -14425,7 +16600,7 @@
       </w:rPr>
     </w:lvl>
   </w:abstractNum>
-  <w:abstractNum w:abstractNumId="8" w15:restartNumberingAfterBreak="0">
+  <w:abstractNum w:abstractNumId="9" w15:restartNumberingAfterBreak="0">
     <w:nsid w:val="166F4992"/>
     <w:multiLevelType w:val="multilevel"/>
     <w:tmpl w:val="5BD2069A"/>
@@ -14538,7 +16713,7 @@
       </w:pPr>
     </w:lvl>
   </w:abstractNum>
-  <w:abstractNum w:abstractNumId="9" w15:restartNumberingAfterBreak="0">
+  <w:abstractNum w:abstractNumId="10" w15:restartNumberingAfterBreak="0">
     <w:nsid w:val="17932270"/>
     <w:multiLevelType w:val="multilevel"/>
     <w:tmpl w:val="BD029860"/>
@@ -14687,7 +16862,7 @@
       </w:rPr>
     </w:lvl>
   </w:abstractNum>
-  <w:abstractNum w:abstractNumId="10" w15:restartNumberingAfterBreak="0">
+  <w:abstractNum w:abstractNumId="11" w15:restartNumberingAfterBreak="0">
     <w:nsid w:val="1B34515C"/>
     <w:multiLevelType w:val="multilevel"/>
     <w:tmpl w:val="E11A233E"/>
@@ -14836,7 +17011,7 @@
       </w:rPr>
     </w:lvl>
   </w:abstractNum>
-  <w:abstractNum w:abstractNumId="11" w15:restartNumberingAfterBreak="0">
+  <w:abstractNum w:abstractNumId="12" w15:restartNumberingAfterBreak="0">
     <w:nsid w:val="1BD85661"/>
     <w:multiLevelType w:val="multilevel"/>
     <w:tmpl w:val="0316BF78"/>
@@ -14985,7 +17160,7 @@
       </w:rPr>
     </w:lvl>
   </w:abstractNum>
-  <w:abstractNum w:abstractNumId="12" w15:restartNumberingAfterBreak="0">
+  <w:abstractNum w:abstractNumId="13" w15:restartNumberingAfterBreak="0">
     <w:nsid w:val="1C1D2CFF"/>
     <w:multiLevelType w:val="multilevel"/>
     <w:tmpl w:val="F2C2A9E0"/>
@@ -15134,7 +17309,7 @@
       </w:rPr>
     </w:lvl>
   </w:abstractNum>
-  <w:abstractNum w:abstractNumId="13" w15:restartNumberingAfterBreak="0">
+  <w:abstractNum w:abstractNumId="14" w15:restartNumberingAfterBreak="0">
     <w:nsid w:val="1FF668E3"/>
     <w:multiLevelType w:val="multilevel"/>
     <w:tmpl w:val="403E1570"/>
@@ -15283,7 +17458,7 @@
       </w:rPr>
     </w:lvl>
   </w:abstractNum>
-  <w:abstractNum w:abstractNumId="14" w15:restartNumberingAfterBreak="0">
+  <w:abstractNum w:abstractNumId="15" w15:restartNumberingAfterBreak="0">
     <w:nsid w:val="20E23352"/>
     <w:multiLevelType w:val="multilevel"/>
     <w:tmpl w:val="155236A4"/>
@@ -15432,7 +17607,7 @@
       </w:rPr>
     </w:lvl>
   </w:abstractNum>
-  <w:abstractNum w:abstractNumId="15" w15:restartNumberingAfterBreak="0">
+  <w:abstractNum w:abstractNumId="16" w15:restartNumberingAfterBreak="0">
     <w:nsid w:val="23F47423"/>
     <w:multiLevelType w:val="multilevel"/>
     <w:tmpl w:val="7B18A9CA"/>
@@ -15581,7 +17756,7 @@
       </w:rPr>
     </w:lvl>
   </w:abstractNum>
-  <w:abstractNum w:abstractNumId="16" w15:restartNumberingAfterBreak="0">
+  <w:abstractNum w:abstractNumId="17" w15:restartNumberingAfterBreak="0">
     <w:nsid w:val="24784228"/>
     <w:multiLevelType w:val="multilevel"/>
     <w:tmpl w:val="85D02344"/>
@@ -15730,7 +17905,7 @@
       </w:rPr>
     </w:lvl>
   </w:abstractNum>
-  <w:abstractNum w:abstractNumId="17" w15:restartNumberingAfterBreak="0">
+  <w:abstractNum w:abstractNumId="18" w15:restartNumberingAfterBreak="0">
     <w:nsid w:val="261D5760"/>
     <w:multiLevelType w:val="multilevel"/>
     <w:tmpl w:val="AD1C837E"/>
@@ -15879,7 +18054,7 @@
       </w:rPr>
     </w:lvl>
   </w:abstractNum>
-  <w:abstractNum w:abstractNumId="18" w15:restartNumberingAfterBreak="0">
+  <w:abstractNum w:abstractNumId="19" w15:restartNumberingAfterBreak="0">
     <w:nsid w:val="271B0232"/>
     <w:multiLevelType w:val="multilevel"/>
     <w:tmpl w:val="E13C4CE0"/>
@@ -16028,7 +18203,7 @@
       </w:rPr>
     </w:lvl>
   </w:abstractNum>
-  <w:abstractNum w:abstractNumId="19" w15:restartNumberingAfterBreak="0">
+  <w:abstractNum w:abstractNumId="20" w15:restartNumberingAfterBreak="0">
     <w:nsid w:val="2BD25D8E"/>
     <w:multiLevelType w:val="multilevel"/>
     <w:tmpl w:val="BF048FFC"/>
@@ -16141,7 +18316,156 @@
       </w:pPr>
     </w:lvl>
   </w:abstractNum>
-  <w:abstractNum w:abstractNumId="20" w15:restartNumberingAfterBreak="0">
+  <w:abstractNum w:abstractNumId="21" w15:restartNumberingAfterBreak="0">
+    <w:nsid w:val="2FE76243"/>
+    <w:multiLevelType w:val="multilevel"/>
+    <w:tmpl w:val="D2D60BF4"/>
+    <w:lvl w:ilvl="0">
+      <w:start w:val="1"/>
+      <w:numFmt w:val="bullet"/>
+      <w:lvlText w:val=""/>
+      <w:lvlJc w:val="left"/>
+      <w:pPr>
+        <w:tabs>
+          <w:tab w:val="num" w:pos="720"/>
+        </w:tabs>
+        <w:ind w:left="720" w:hanging="360"/>
+      </w:pPr>
+      <w:rPr>
+        <w:rFonts w:ascii="Symbol" w:hAnsi="Symbol" w:hint="default"/>
+        <w:sz w:val="20"/>
+      </w:rPr>
+    </w:lvl>
+    <w:lvl w:ilvl="1" w:tentative="1">
+      <w:start w:val="1"/>
+      <w:numFmt w:val="bullet"/>
+      <w:lvlText w:val="o"/>
+      <w:lvlJc w:val="left"/>
+      <w:pPr>
+        <w:tabs>
+          <w:tab w:val="num" w:pos="1440"/>
+        </w:tabs>
+        <w:ind w:left="1440" w:hanging="360"/>
+      </w:pPr>
+      <w:rPr>
+        <w:rFonts w:ascii="Courier New" w:hAnsi="Courier New" w:hint="default"/>
+        <w:sz w:val="20"/>
+      </w:rPr>
+    </w:lvl>
+    <w:lvl w:ilvl="2" w:tentative="1">
+      <w:start w:val="1"/>
+      <w:numFmt w:val="bullet"/>
+      <w:lvlText w:val=""/>
+      <w:lvlJc w:val="left"/>
+      <w:pPr>
+        <w:tabs>
+          <w:tab w:val="num" w:pos="2160"/>
+        </w:tabs>
+        <w:ind w:left="2160" w:hanging="360"/>
+      </w:pPr>
+      <w:rPr>
+        <w:rFonts w:ascii="Wingdings" w:hAnsi="Wingdings" w:hint="default"/>
+        <w:sz w:val="20"/>
+      </w:rPr>
+    </w:lvl>
+    <w:lvl w:ilvl="3" w:tentative="1">
+      <w:start w:val="1"/>
+      <w:numFmt w:val="bullet"/>
+      <w:lvlText w:val=""/>
+      <w:lvlJc w:val="left"/>
+      <w:pPr>
+        <w:tabs>
+          <w:tab w:val="num" w:pos="2880"/>
+        </w:tabs>
+        <w:ind w:left="2880" w:hanging="360"/>
+      </w:pPr>
+      <w:rPr>
+        <w:rFonts w:ascii="Wingdings" w:hAnsi="Wingdings" w:hint="default"/>
+        <w:sz w:val="20"/>
+      </w:rPr>
+    </w:lvl>
+    <w:lvl w:ilvl="4" w:tentative="1">
+      <w:start w:val="1"/>
+      <w:numFmt w:val="bullet"/>
+      <w:lvlText w:val=""/>
+      <w:lvlJc w:val="left"/>
+      <w:pPr>
+        <w:tabs>
+          <w:tab w:val="num" w:pos="3600"/>
+        </w:tabs>
+        <w:ind w:left="3600" w:hanging="360"/>
+      </w:pPr>
+      <w:rPr>
+        <w:rFonts w:ascii="Wingdings" w:hAnsi="Wingdings" w:hint="default"/>
+        <w:sz w:val="20"/>
+      </w:rPr>
+    </w:lvl>
+    <w:lvl w:ilvl="5" w:tentative="1">
+      <w:start w:val="1"/>
+      <w:numFmt w:val="bullet"/>
+      <w:lvlText w:val=""/>
+      <w:lvlJc w:val="left"/>
+      <w:pPr>
+        <w:tabs>
+          <w:tab w:val="num" w:pos="4320"/>
+        </w:tabs>
+        <w:ind w:left="4320" w:hanging="360"/>
+      </w:pPr>
+      <w:rPr>
+        <w:rFonts w:ascii="Wingdings" w:hAnsi="Wingdings" w:hint="default"/>
+        <w:sz w:val="20"/>
+      </w:rPr>
+    </w:lvl>
+    <w:lvl w:ilvl="6" w:tentative="1">
+      <w:start w:val="1"/>
+      <w:numFmt w:val="bullet"/>
+      <w:lvlText w:val=""/>
+      <w:lvlJc w:val="left"/>
+      <w:pPr>
+        <w:tabs>
+          <w:tab w:val="num" w:pos="5040"/>
+        </w:tabs>
+        <w:ind w:left="5040" w:hanging="360"/>
+      </w:pPr>
+      <w:rPr>
+        <w:rFonts w:ascii="Wingdings" w:hAnsi="Wingdings" w:hint="default"/>
+        <w:sz w:val="20"/>
+      </w:rPr>
+    </w:lvl>
+    <w:lvl w:ilvl="7" w:tentative="1">
+      <w:start w:val="1"/>
+      <w:numFmt w:val="bullet"/>
+      <w:lvlText w:val=""/>
+      <w:lvlJc w:val="left"/>
+      <w:pPr>
+        <w:tabs>
+          <w:tab w:val="num" w:pos="5760"/>
+        </w:tabs>
+        <w:ind w:left="5760" w:hanging="360"/>
+      </w:pPr>
+      <w:rPr>
+        <w:rFonts w:ascii="Wingdings" w:hAnsi="Wingdings" w:hint="default"/>
+        <w:sz w:val="20"/>
+      </w:rPr>
+    </w:lvl>
+    <w:lvl w:ilvl="8" w:tentative="1">
+      <w:start w:val="1"/>
+      <w:numFmt w:val="bullet"/>
+      <w:lvlText w:val=""/>
+      <w:lvlJc w:val="left"/>
+      <w:pPr>
+        <w:tabs>
+          <w:tab w:val="num" w:pos="6480"/>
+        </w:tabs>
+        <w:ind w:left="6480" w:hanging="360"/>
+      </w:pPr>
+      <w:rPr>
+        <w:rFonts w:ascii="Wingdings" w:hAnsi="Wingdings" w:hint="default"/>
+        <w:sz w:val="20"/>
+      </w:rPr>
+    </w:lvl>
+  </w:abstractNum>
+  <w:abstractNum w:abstractNumId="22" w15:restartNumberingAfterBreak="0">
     <w:nsid w:val="319B4E62"/>
     <w:multiLevelType w:val="multilevel"/>
     <w:tmpl w:val="A1968256"/>
@@ -16254,7 +18578,7 @@
       </w:pPr>
     </w:lvl>
   </w:abstractNum>
-  <w:abstractNum w:abstractNumId="21" w15:restartNumberingAfterBreak="0">
+  <w:abstractNum w:abstractNumId="23" w15:restartNumberingAfterBreak="0">
     <w:nsid w:val="329379A6"/>
     <w:multiLevelType w:val="multilevel"/>
     <w:tmpl w:val="6C44EC44"/>
@@ -16403,7 +18727,7 @@
       </w:rPr>
     </w:lvl>
   </w:abstractNum>
-  <w:abstractNum w:abstractNumId="22" w15:restartNumberingAfterBreak="0">
+  <w:abstractNum w:abstractNumId="24" w15:restartNumberingAfterBreak="0">
     <w:nsid w:val="337A1831"/>
     <w:multiLevelType w:val="multilevel"/>
     <w:tmpl w:val="7640EB10"/>
@@ -16552,7 +18876,7 @@
       </w:rPr>
     </w:lvl>
   </w:abstractNum>
-  <w:abstractNum w:abstractNumId="23" w15:restartNumberingAfterBreak="0">
+  <w:abstractNum w:abstractNumId="25" w15:restartNumberingAfterBreak="0">
     <w:nsid w:val="36C96FD8"/>
     <w:multiLevelType w:val="multilevel"/>
     <w:tmpl w:val="EE003F52"/>
@@ -16701,7 +19025,7 @@
       </w:rPr>
     </w:lvl>
   </w:abstractNum>
-  <w:abstractNum w:abstractNumId="24" w15:restartNumberingAfterBreak="0">
+  <w:abstractNum w:abstractNumId="26" w15:restartNumberingAfterBreak="0">
     <w:nsid w:val="37185B3D"/>
     <w:multiLevelType w:val="multilevel"/>
     <w:tmpl w:val="D9A8B524"/>
@@ -16850,7 +19174,7 @@
       </w:rPr>
     </w:lvl>
   </w:abstractNum>
-  <w:abstractNum w:abstractNumId="25" w15:restartNumberingAfterBreak="0">
+  <w:abstractNum w:abstractNumId="27" w15:restartNumberingAfterBreak="0">
     <w:nsid w:val="412E40BC"/>
     <w:multiLevelType w:val="multilevel"/>
     <w:tmpl w:val="3B06ABDE"/>
@@ -16999,7 +19323,7 @@
       </w:rPr>
     </w:lvl>
   </w:abstractNum>
-  <w:abstractNum w:abstractNumId="26" w15:restartNumberingAfterBreak="0">
+  <w:abstractNum w:abstractNumId="28" w15:restartNumberingAfterBreak="0">
     <w:nsid w:val="44C572B0"/>
     <w:multiLevelType w:val="multilevel"/>
     <w:tmpl w:val="2CBED5A0"/>
@@ -17148,7 +19472,7 @@
       </w:rPr>
     </w:lvl>
   </w:abstractNum>
-  <w:abstractNum w:abstractNumId="27" w15:restartNumberingAfterBreak="0">
+  <w:abstractNum w:abstractNumId="29" w15:restartNumberingAfterBreak="0">
     <w:nsid w:val="44D428C1"/>
     <w:multiLevelType w:val="multilevel"/>
     <w:tmpl w:val="5912A0FE"/>
@@ -17297,7 +19621,7 @@
       </w:rPr>
     </w:lvl>
   </w:abstractNum>
-  <w:abstractNum w:abstractNumId="28" w15:restartNumberingAfterBreak="0">
+  <w:abstractNum w:abstractNumId="30" w15:restartNumberingAfterBreak="0">
     <w:nsid w:val="47670119"/>
     <w:multiLevelType w:val="multilevel"/>
     <w:tmpl w:val="8CC4A3F0"/>
@@ -17446,7 +19770,7 @@
       </w:rPr>
     </w:lvl>
   </w:abstractNum>
-  <w:abstractNum w:abstractNumId="29" w15:restartNumberingAfterBreak="0">
+  <w:abstractNum w:abstractNumId="31" w15:restartNumberingAfterBreak="0">
     <w:nsid w:val="47C223A2"/>
     <w:multiLevelType w:val="multilevel"/>
     <w:tmpl w:val="7B804160"/>
@@ -17595,7 +19919,7 @@
       </w:rPr>
     </w:lvl>
   </w:abstractNum>
-  <w:abstractNum w:abstractNumId="30" w15:restartNumberingAfterBreak="0">
+  <w:abstractNum w:abstractNumId="32" w15:restartNumberingAfterBreak="0">
     <w:nsid w:val="495057D1"/>
     <w:multiLevelType w:val="multilevel"/>
     <w:tmpl w:val="72C67C88"/>
@@ -17744,7 +20068,7 @@
       </w:rPr>
     </w:lvl>
   </w:abstractNum>
-  <w:abstractNum w:abstractNumId="31" w15:restartNumberingAfterBreak="0">
+  <w:abstractNum w:abstractNumId="33" w15:restartNumberingAfterBreak="0">
     <w:nsid w:val="4BCF1793"/>
     <w:multiLevelType w:val="multilevel"/>
     <w:tmpl w:val="404C20B4"/>
@@ -17893,7 +20217,7 @@
       </w:rPr>
     </w:lvl>
   </w:abstractNum>
-  <w:abstractNum w:abstractNumId="32" w15:restartNumberingAfterBreak="0">
+  <w:abstractNum w:abstractNumId="34" w15:restartNumberingAfterBreak="0">
     <w:nsid w:val="4FA47A99"/>
     <w:multiLevelType w:val="multilevel"/>
     <w:tmpl w:val="1AFA3314"/>
@@ -18042,7 +20366,7 @@
       </w:rPr>
     </w:lvl>
   </w:abstractNum>
-  <w:abstractNum w:abstractNumId="33" w15:restartNumberingAfterBreak="0">
+  <w:abstractNum w:abstractNumId="35" w15:restartNumberingAfterBreak="0">
     <w:nsid w:val="54B0396D"/>
     <w:multiLevelType w:val="multilevel"/>
     <w:tmpl w:val="853EFB62"/>
@@ -18191,7 +20515,7 @@
       </w:rPr>
     </w:lvl>
   </w:abstractNum>
-  <w:abstractNum w:abstractNumId="34" w15:restartNumberingAfterBreak="0">
+  <w:abstractNum w:abstractNumId="36" w15:restartNumberingAfterBreak="0">
     <w:nsid w:val="54EA6E94"/>
     <w:multiLevelType w:val="multilevel"/>
     <w:tmpl w:val="F2F09752"/>
@@ -18340,7 +20664,7 @@
       </w:rPr>
     </w:lvl>
   </w:abstractNum>
-  <w:abstractNum w:abstractNumId="35" w15:restartNumberingAfterBreak="0">
+  <w:abstractNum w:abstractNumId="37" w15:restartNumberingAfterBreak="0">
     <w:nsid w:val="578019DF"/>
     <w:multiLevelType w:val="multilevel"/>
     <w:tmpl w:val="6B40EC26"/>
@@ -18453,7 +20777,7 @@
       </w:pPr>
     </w:lvl>
   </w:abstractNum>
-  <w:abstractNum w:abstractNumId="36" w15:restartNumberingAfterBreak="0">
+  <w:abstractNum w:abstractNumId="38" w15:restartNumberingAfterBreak="0">
     <w:nsid w:val="5BAA6210"/>
     <w:multiLevelType w:val="multilevel"/>
     <w:tmpl w:val="78F4AE62"/>
@@ -18566,7 +20890,7 @@
       </w:pPr>
     </w:lvl>
   </w:abstractNum>
-  <w:abstractNum w:abstractNumId="37" w15:restartNumberingAfterBreak="0">
+  <w:abstractNum w:abstractNumId="39" w15:restartNumberingAfterBreak="0">
     <w:nsid w:val="5BBA33CC"/>
     <w:multiLevelType w:val="multilevel"/>
     <w:tmpl w:val="A3466486"/>
@@ -18715,7 +21039,7 @@
       </w:rPr>
     </w:lvl>
   </w:abstractNum>
-  <w:abstractNum w:abstractNumId="38" w15:restartNumberingAfterBreak="0">
+  <w:abstractNum w:abstractNumId="40" w15:restartNumberingAfterBreak="0">
     <w:nsid w:val="5CD17B80"/>
     <w:multiLevelType w:val="multilevel"/>
     <w:tmpl w:val="6F0CC364"/>
@@ -18864,7 +21188,7 @@
       </w:rPr>
     </w:lvl>
   </w:abstractNum>
-  <w:abstractNum w:abstractNumId="39" w15:restartNumberingAfterBreak="0">
+  <w:abstractNum w:abstractNumId="41" w15:restartNumberingAfterBreak="0">
     <w:nsid w:val="61D503FA"/>
     <w:multiLevelType w:val="multilevel"/>
     <w:tmpl w:val="60700036"/>
@@ -19013,7 +21337,7 @@
       </w:rPr>
     </w:lvl>
   </w:abstractNum>
-  <w:abstractNum w:abstractNumId="40" w15:restartNumberingAfterBreak="0">
+  <w:abstractNum w:abstractNumId="42" w15:restartNumberingAfterBreak="0">
     <w:nsid w:val="62897C4A"/>
     <w:multiLevelType w:val="multilevel"/>
     <w:tmpl w:val="EA707FA4"/>
@@ -19162,7 +21486,7 @@
       </w:rPr>
     </w:lvl>
   </w:abstractNum>
-  <w:abstractNum w:abstractNumId="41" w15:restartNumberingAfterBreak="0">
+  <w:abstractNum w:abstractNumId="43" w15:restartNumberingAfterBreak="0">
     <w:nsid w:val="65496569"/>
     <w:multiLevelType w:val="multilevel"/>
     <w:tmpl w:val="9560FA6E"/>
@@ -19311,7 +21635,7 @@
       </w:rPr>
     </w:lvl>
   </w:abstractNum>
-  <w:abstractNum w:abstractNumId="42" w15:restartNumberingAfterBreak="0">
+  <w:abstractNum w:abstractNumId="44" w15:restartNumberingAfterBreak="0">
     <w:nsid w:val="6BDD509A"/>
     <w:multiLevelType w:val="multilevel"/>
     <w:tmpl w:val="D0A25166"/>
@@ -19460,7 +21784,7 @@
       </w:rPr>
     </w:lvl>
   </w:abstractNum>
-  <w:abstractNum w:abstractNumId="43" w15:restartNumberingAfterBreak="0">
+  <w:abstractNum w:abstractNumId="45" w15:restartNumberingAfterBreak="0">
     <w:nsid w:val="6CD505D2"/>
     <w:multiLevelType w:val="multilevel"/>
     <w:tmpl w:val="124890DE"/>
@@ -19609,7 +21933,7 @@
       </w:rPr>
     </w:lvl>
   </w:abstractNum>
-  <w:abstractNum w:abstractNumId="44" w15:restartNumberingAfterBreak="0">
+  <w:abstractNum w:abstractNumId="46" w15:restartNumberingAfterBreak="0">
     <w:nsid w:val="6D4D7F8A"/>
     <w:multiLevelType w:val="multilevel"/>
     <w:tmpl w:val="372016AA"/>
@@ -19758,7 +22082,7 @@
       </w:rPr>
     </w:lvl>
   </w:abstractNum>
-  <w:abstractNum w:abstractNumId="45" w15:restartNumberingAfterBreak="0">
+  <w:abstractNum w:abstractNumId="47" w15:restartNumberingAfterBreak="0">
     <w:nsid w:val="6D6218AD"/>
     <w:multiLevelType w:val="multilevel"/>
     <w:tmpl w:val="A7DE59A6"/>
@@ -19907,7 +22231,7 @@
       </w:rPr>
     </w:lvl>
   </w:abstractNum>
-  <w:abstractNum w:abstractNumId="46" w15:restartNumberingAfterBreak="0">
+  <w:abstractNum w:abstractNumId="48" w15:restartNumberingAfterBreak="0">
     <w:nsid w:val="6E7B44C2"/>
     <w:multiLevelType w:val="multilevel"/>
     <w:tmpl w:val="2A3A726E"/>
@@ -20056,7 +22380,7 @@
       </w:rPr>
     </w:lvl>
   </w:abstractNum>
-  <w:abstractNum w:abstractNumId="47" w15:restartNumberingAfterBreak="0">
+  <w:abstractNum w:abstractNumId="49" w15:restartNumberingAfterBreak="0">
     <w:nsid w:val="708278E8"/>
     <w:multiLevelType w:val="multilevel"/>
     <w:tmpl w:val="56B6123A"/>
@@ -20205,7 +22529,7 @@
       </w:rPr>
     </w:lvl>
   </w:abstractNum>
-  <w:abstractNum w:abstractNumId="48" w15:restartNumberingAfterBreak="0">
+  <w:abstractNum w:abstractNumId="50" w15:restartNumberingAfterBreak="0">
     <w:nsid w:val="709850C2"/>
     <w:multiLevelType w:val="multilevel"/>
     <w:tmpl w:val="F7807B08"/>
@@ -20354,7 +22678,7 @@
       </w:rPr>
     </w:lvl>
   </w:abstractNum>
-  <w:abstractNum w:abstractNumId="49" w15:restartNumberingAfterBreak="0">
+  <w:abstractNum w:abstractNumId="51" w15:restartNumberingAfterBreak="0">
     <w:nsid w:val="74693511"/>
     <w:multiLevelType w:val="multilevel"/>
     <w:tmpl w:val="F04085B0"/>
@@ -20503,7 +22827,7 @@
       </w:rPr>
     </w:lvl>
   </w:abstractNum>
-  <w:abstractNum w:abstractNumId="50" w15:restartNumberingAfterBreak="0">
+  <w:abstractNum w:abstractNumId="52" w15:restartNumberingAfterBreak="0">
     <w:nsid w:val="756B513D"/>
     <w:multiLevelType w:val="multilevel"/>
     <w:tmpl w:val="A912B7A8"/>
@@ -20652,7 +22976,7 @@
       </w:rPr>
     </w:lvl>
   </w:abstractNum>
-  <w:abstractNum w:abstractNumId="51" w15:restartNumberingAfterBreak="0">
+  <w:abstractNum w:abstractNumId="53" w15:restartNumberingAfterBreak="0">
     <w:nsid w:val="77C211BB"/>
     <w:multiLevelType w:val="multilevel"/>
     <w:tmpl w:val="F330031E"/>
@@ -20801,7 +23125,7 @@
       </w:rPr>
     </w:lvl>
   </w:abstractNum>
-  <w:abstractNum w:abstractNumId="52" w15:restartNumberingAfterBreak="0">
+  <w:abstractNum w:abstractNumId="54" w15:restartNumberingAfterBreak="0">
     <w:nsid w:val="78483ECC"/>
     <w:multiLevelType w:val="multilevel"/>
     <w:tmpl w:val="B1E8A562"/>
@@ -20950,7 +23274,7 @@
       </w:rPr>
     </w:lvl>
   </w:abstractNum>
-  <w:abstractNum w:abstractNumId="53" w15:restartNumberingAfterBreak="0">
+  <w:abstractNum w:abstractNumId="55" w15:restartNumberingAfterBreak="0">
     <w:nsid w:val="7935422E"/>
     <w:multiLevelType w:val="multilevel"/>
     <w:tmpl w:val="5AB65B3E"/>
@@ -21099,7 +23423,7 @@
       </w:rPr>
     </w:lvl>
   </w:abstractNum>
-  <w:abstractNum w:abstractNumId="54" w15:restartNumberingAfterBreak="0">
+  <w:abstractNum w:abstractNumId="56" w15:restartNumberingAfterBreak="0">
     <w:nsid w:val="7B4017B7"/>
     <w:multiLevelType w:val="multilevel"/>
     <w:tmpl w:val="F58EEAA8"/>
@@ -21248,7 +23572,7 @@
       </w:rPr>
     </w:lvl>
   </w:abstractNum>
-  <w:abstractNum w:abstractNumId="55" w15:restartNumberingAfterBreak="0">
+  <w:abstractNum w:abstractNumId="57" w15:restartNumberingAfterBreak="0">
     <w:nsid w:val="7B8E3E20"/>
     <w:multiLevelType w:val="multilevel"/>
     <w:tmpl w:val="28E07308"/>
@@ -21397,7 +23721,7 @@
       </w:rPr>
     </w:lvl>
   </w:abstractNum>
-  <w:abstractNum w:abstractNumId="56" w15:restartNumberingAfterBreak="0">
+  <w:abstractNum w:abstractNumId="58" w15:restartNumberingAfterBreak="0">
     <w:nsid w:val="7CD660FA"/>
     <w:multiLevelType w:val="multilevel"/>
     <w:tmpl w:val="29109350"/>
@@ -21514,7 +23838,7 @@
       </w:pPr>
     </w:lvl>
   </w:abstractNum>
-  <w:abstractNum w:abstractNumId="57" w15:restartNumberingAfterBreak="0">
+  <w:abstractNum w:abstractNumId="59" w15:restartNumberingAfterBreak="0">
     <w:nsid w:val="7DE50468"/>
     <w:multiLevelType w:val="multilevel"/>
     <w:tmpl w:val="8D186BD0"/>
@@ -21663,7 +23987,7 @@
       </w:rPr>
     </w:lvl>
   </w:abstractNum>
-  <w:abstractNum w:abstractNumId="58" w15:restartNumberingAfterBreak="0">
+  <w:abstractNum w:abstractNumId="60" w15:restartNumberingAfterBreak="0">
     <w:nsid w:val="7E2A64F5"/>
     <w:multiLevelType w:val="multilevel"/>
     <w:tmpl w:val="978661D0"/>
@@ -21812,7 +24136,7 @@
       </w:rPr>
     </w:lvl>
   </w:abstractNum>
-  <w:abstractNum w:abstractNumId="59" w15:restartNumberingAfterBreak="0">
+  <w:abstractNum w:abstractNumId="61" w15:restartNumberingAfterBreak="0">
     <w:nsid w:val="7EA7261C"/>
     <w:multiLevelType w:val="multilevel"/>
     <w:tmpl w:val="7FE4E2EE"/>
@@ -21962,184 +24286,190 @@
     </w:lvl>
   </w:abstractNum>
   <w:num w:numId="1" w16cid:durableId="399795723">
-    <w:abstractNumId w:val="40"/>
+    <w:abstractNumId w:val="42"/>
   </w:num>
   <w:num w:numId="2" w16cid:durableId="1377657684">
-    <w:abstractNumId w:val="57"/>
+    <w:abstractNumId w:val="59"/>
   </w:num>
   <w:num w:numId="3" w16cid:durableId="1028262262">
-    <w:abstractNumId w:val="29"/>
+    <w:abstractNumId w:val="31"/>
   </w:num>
   <w:num w:numId="4" w16cid:durableId="1180655679">
-    <w:abstractNumId w:val="21"/>
+    <w:abstractNumId w:val="23"/>
   </w:num>
   <w:num w:numId="5" w16cid:durableId="2101678502">
     <w:abstractNumId w:val="2"/>
   </w:num>
   <w:num w:numId="6" w16cid:durableId="1935285205">
-    <w:abstractNumId w:val="32"/>
+    <w:abstractNumId w:val="34"/>
   </w:num>
   <w:num w:numId="7" w16cid:durableId="1575819225">
-    <w:abstractNumId w:val="44"/>
+    <w:abstractNumId w:val="46"/>
   </w:num>
   <w:num w:numId="8" w16cid:durableId="907418437">
-    <w:abstractNumId w:val="16"/>
+    <w:abstractNumId w:val="17"/>
   </w:num>
   <w:num w:numId="9" w16cid:durableId="1966040571">
-    <w:abstractNumId w:val="31"/>
+    <w:abstractNumId w:val="33"/>
   </w:num>
   <w:num w:numId="10" w16cid:durableId="332759021">
-    <w:abstractNumId w:val="19"/>
+    <w:abstractNumId w:val="20"/>
   </w:num>
   <w:num w:numId="11" w16cid:durableId="1999845252">
-    <w:abstractNumId w:val="51"/>
+    <w:abstractNumId w:val="53"/>
   </w:num>
   <w:num w:numId="12" w16cid:durableId="1740446777">
     <w:abstractNumId w:val="3"/>
   </w:num>
   <w:num w:numId="13" w16cid:durableId="74019503">
+    <w:abstractNumId w:val="58"/>
+  </w:num>
+  <w:num w:numId="14" w16cid:durableId="1307933987">
+    <w:abstractNumId w:val="57"/>
+  </w:num>
+  <w:num w:numId="15" w16cid:durableId="1807045055">
+    <w:abstractNumId w:val="8"/>
+  </w:num>
+  <w:num w:numId="16" w16cid:durableId="1269578024">
+    <w:abstractNumId w:val="36"/>
+  </w:num>
+  <w:num w:numId="17" w16cid:durableId="851335694">
+    <w:abstractNumId w:val="61"/>
+  </w:num>
+  <w:num w:numId="18" w16cid:durableId="2090998142">
+    <w:abstractNumId w:val="12"/>
+  </w:num>
+  <w:num w:numId="19" w16cid:durableId="2020428831">
+    <w:abstractNumId w:val="14"/>
+  </w:num>
+  <w:num w:numId="20" w16cid:durableId="956331075">
+    <w:abstractNumId w:val="35"/>
+  </w:num>
+  <w:num w:numId="21" w16cid:durableId="538515424">
+    <w:abstractNumId w:val="52"/>
+  </w:num>
+  <w:num w:numId="22" w16cid:durableId="1802573225">
+    <w:abstractNumId w:val="5"/>
+  </w:num>
+  <w:num w:numId="23" w16cid:durableId="1422490202">
+    <w:abstractNumId w:val="9"/>
+  </w:num>
+  <w:num w:numId="24" w16cid:durableId="958607539">
+    <w:abstractNumId w:val="50"/>
+  </w:num>
+  <w:num w:numId="25" w16cid:durableId="732893610">
+    <w:abstractNumId w:val="11"/>
+  </w:num>
+  <w:num w:numId="26" w16cid:durableId="429938691">
+    <w:abstractNumId w:val="45"/>
+  </w:num>
+  <w:num w:numId="27" w16cid:durableId="1368333362">
+    <w:abstractNumId w:val="13"/>
+  </w:num>
+  <w:num w:numId="28" w16cid:durableId="906111996">
+    <w:abstractNumId w:val="7"/>
+  </w:num>
+  <w:num w:numId="29" w16cid:durableId="2005930100">
+    <w:abstractNumId w:val="43"/>
+  </w:num>
+  <w:num w:numId="30" w16cid:durableId="1769303918">
     <w:abstractNumId w:val="56"/>
   </w:num>
-  <w:num w:numId="14" w16cid:durableId="1307933987">
+  <w:num w:numId="31" w16cid:durableId="1747418035">
+    <w:abstractNumId w:val="47"/>
+  </w:num>
+  <w:num w:numId="32" w16cid:durableId="1141459297">
+    <w:abstractNumId w:val="19"/>
+  </w:num>
+  <w:num w:numId="33" w16cid:durableId="799691954">
+    <w:abstractNumId w:val="38"/>
+  </w:num>
+  <w:num w:numId="34" w16cid:durableId="1606814662">
+    <w:abstractNumId w:val="15"/>
+  </w:num>
+  <w:num w:numId="35" w16cid:durableId="1713992445">
+    <w:abstractNumId w:val="32"/>
+  </w:num>
+  <w:num w:numId="36" w16cid:durableId="1658799178">
+    <w:abstractNumId w:val="39"/>
+  </w:num>
+  <w:num w:numId="37" w16cid:durableId="719402985">
+    <w:abstractNumId w:val="40"/>
+  </w:num>
+  <w:num w:numId="38" w16cid:durableId="1284076869">
+    <w:abstractNumId w:val="30"/>
+  </w:num>
+  <w:num w:numId="39" w16cid:durableId="860119621">
+    <w:abstractNumId w:val="48"/>
+  </w:num>
+  <w:num w:numId="40" w16cid:durableId="1529442582">
+    <w:abstractNumId w:val="22"/>
+  </w:num>
+  <w:num w:numId="41" w16cid:durableId="1947275684">
     <w:abstractNumId w:val="55"/>
   </w:num>
-  <w:num w:numId="15" w16cid:durableId="1807045055">
-    <w:abstractNumId w:val="7"/>
+  <w:num w:numId="42" w16cid:durableId="116030566">
+    <w:abstractNumId w:val="28"/>
   </w:num>
-  <w:num w:numId="16" w16cid:durableId="1269578024">
-    <w:abstractNumId w:val="34"/>
+  <w:num w:numId="43" w16cid:durableId="1900700623">
+    <w:abstractNumId w:val="29"/>
   </w:num>
-  <w:num w:numId="17" w16cid:durableId="851335694">
-    <w:abstractNumId w:val="59"/>
+  <w:num w:numId="44" w16cid:durableId="1866862121">
+    <w:abstractNumId w:val="26"/>
   </w:num>
-  <w:num w:numId="18" w16cid:durableId="2090998142">
-    <w:abstractNumId w:val="11"/>
+  <w:num w:numId="45" w16cid:durableId="1744913294">
+    <w:abstractNumId w:val="27"/>
   </w:num>
-  <w:num w:numId="19" w16cid:durableId="2020428831">
-    <w:abstractNumId w:val="13"/>
+  <w:num w:numId="46" w16cid:durableId="1040472775">
+    <w:abstractNumId w:val="24"/>
   </w:num>
-  <w:num w:numId="20" w16cid:durableId="956331075">
-    <w:abstractNumId w:val="33"/>
+  <w:num w:numId="47" w16cid:durableId="902108852">
+    <w:abstractNumId w:val="41"/>
   </w:num>
-  <w:num w:numId="21" w16cid:durableId="538515424">
-    <w:abstractNumId w:val="50"/>
+  <w:num w:numId="48" w16cid:durableId="2010785623">
+    <w:abstractNumId w:val="18"/>
   </w:num>
-  <w:num w:numId="22" w16cid:durableId="1802573225">
-    <w:abstractNumId w:val="4"/>
+  <w:num w:numId="49" w16cid:durableId="54091771">
+    <w:abstractNumId w:val="37"/>
   </w:num>
-  <w:num w:numId="23" w16cid:durableId="1422490202">
-    <w:abstractNumId w:val="8"/>
+  <w:num w:numId="50" w16cid:durableId="355422484">
+    <w:abstractNumId w:val="6"/>
   </w:num>
-  <w:num w:numId="24" w16cid:durableId="958607539">
-    <w:abstractNumId w:val="48"/>
+  <w:num w:numId="51" w16cid:durableId="614749496">
+    <w:abstractNumId w:val="54"/>
   </w:num>
-  <w:num w:numId="25" w16cid:durableId="732893610">
+  <w:num w:numId="52" w16cid:durableId="473642135">
+    <w:abstractNumId w:val="44"/>
+  </w:num>
+  <w:num w:numId="53" w16cid:durableId="343897774">
     <w:abstractNumId w:val="10"/>
   </w:num>
-  <w:num w:numId="26" w16cid:durableId="429938691">
-    <w:abstractNumId w:val="43"/>
-  </w:num>
-  <w:num w:numId="27" w16cid:durableId="1368333362">
-    <w:abstractNumId w:val="12"/>
-  </w:num>
-  <w:num w:numId="28" w16cid:durableId="906111996">
-    <w:abstractNumId w:val="6"/>
-  </w:num>
-  <w:num w:numId="29" w16cid:durableId="2005930100">
-    <w:abstractNumId w:val="41"/>
-  </w:num>
-  <w:num w:numId="30" w16cid:durableId="1769303918">
-    <w:abstractNumId w:val="54"/>
-  </w:num>
-  <w:num w:numId="31" w16cid:durableId="1747418035">
-    <w:abstractNumId w:val="45"/>
-  </w:num>
-  <w:num w:numId="32" w16cid:durableId="1141459297">
-    <w:abstractNumId w:val="18"/>
-  </w:num>
-  <w:num w:numId="33" w16cid:durableId="799691954">
-    <w:abstractNumId w:val="36"/>
-  </w:num>
-  <w:num w:numId="34" w16cid:durableId="1606814662">
-    <w:abstractNumId w:val="14"/>
-  </w:num>
-  <w:num w:numId="35" w16cid:durableId="1713992445">
-    <w:abstractNumId w:val="30"/>
-  </w:num>
-  <w:num w:numId="36" w16cid:durableId="1658799178">
-    <w:abstractNumId w:val="37"/>
-  </w:num>
-  <w:num w:numId="37" w16cid:durableId="719402985">
-    <w:abstractNumId w:val="38"/>
-  </w:num>
-  <w:num w:numId="38" w16cid:durableId="1284076869">
-    <w:abstractNumId w:val="28"/>
-  </w:num>
-  <w:num w:numId="39" w16cid:durableId="860119621">
-    <w:abstractNumId w:val="46"/>
-  </w:num>
-  <w:num w:numId="40" w16cid:durableId="1529442582">
-    <w:abstractNumId w:val="20"/>
-  </w:num>
-  <w:num w:numId="41" w16cid:durableId="1947275684">
-    <w:abstractNumId w:val="53"/>
-  </w:num>
-  <w:num w:numId="42" w16cid:durableId="116030566">
-    <w:abstractNumId w:val="26"/>
-  </w:num>
-  <w:num w:numId="43" w16cid:durableId="1900700623">
-    <w:abstractNumId w:val="27"/>
-  </w:num>
-  <w:num w:numId="44" w16cid:durableId="1866862121">
-    <w:abstractNumId w:val="24"/>
-  </w:num>
-  <w:num w:numId="45" w16cid:durableId="1744913294">
-    <w:abstractNumId w:val="25"/>
-  </w:num>
-  <w:num w:numId="46" w16cid:durableId="1040472775">
-    <w:abstractNumId w:val="22"/>
-  </w:num>
-  <w:num w:numId="47" w16cid:durableId="902108852">
-    <w:abstractNumId w:val="39"/>
-  </w:num>
-  <w:num w:numId="48" w16cid:durableId="2010785623">
-    <w:abstractNumId w:val="17"/>
-  </w:num>
-  <w:num w:numId="49" w16cid:durableId="54091771">
-    <w:abstractNumId w:val="35"/>
-  </w:num>
-  <w:num w:numId="50" w16cid:durableId="355422484">
-    <w:abstractNumId w:val="5"/>
-  </w:num>
-  <w:num w:numId="51" w16cid:durableId="614749496">
-    <w:abstractNumId w:val="52"/>
-  </w:num>
-  <w:num w:numId="52" w16cid:durableId="473642135">
-    <w:abstractNumId w:val="42"/>
-  </w:num>
-  <w:num w:numId="53" w16cid:durableId="343897774">
-    <w:abstractNumId w:val="9"/>
-  </w:num>
   <w:num w:numId="54" w16cid:durableId="1961304083">
-    <w:abstractNumId w:val="58"/>
+    <w:abstractNumId w:val="60"/>
   </w:num>
   <w:num w:numId="55" w16cid:durableId="1481966492">
-    <w:abstractNumId w:val="47"/>
+    <w:abstractNumId w:val="49"/>
   </w:num>
   <w:num w:numId="56" w16cid:durableId="576212182">
     <w:abstractNumId w:val="0"/>
   </w:num>
   <w:num w:numId="57" w16cid:durableId="270015261">
-    <w:abstractNumId w:val="49"/>
+    <w:abstractNumId w:val="51"/>
   </w:num>
   <w:num w:numId="58" w16cid:durableId="1304700536">
     <w:abstractNumId w:val="1"/>
   </w:num>
   <w:num w:numId="59" w16cid:durableId="1378041860">
-    <w:abstractNumId w:val="23"/>
+    <w:abstractNumId w:val="25"/>
   </w:num>
   <w:num w:numId="60" w16cid:durableId="264928101">
-    <w:abstractNumId w:val="15"/>
+    <w:abstractNumId w:val="16"/>
+  </w:num>
+  <w:num w:numId="61" w16cid:durableId="1751122095">
+    <w:abstractNumId w:val="4"/>
+  </w:num>
+  <w:num w:numId="62" w16cid:durableId="1743941250">
+    <w:abstractNumId w:val="21"/>
   </w:num>
 </w:numbering>
 </file>
